--- a/TECHNICAL_REPORT.docx
+++ b/TECHNICAL_REPORT.docx
@@ -8,8 +8,8 @@
         <w:jc w:val="center"/>
         <w:rPr>
           <w:rFonts w:asciiTheme="majorHAnsi" w:hAnsiTheme="majorHAnsi" w:cstheme="majorHAnsi"/>
-          <w:sz w:val="48"/>
-          <w:szCs w:val="48"/>
+          <w:sz w:val="40"/>
+          <w:szCs w:val="40"/>
         </w:rPr>
       </w:pPr>
       <w:r>
@@ -18,65 +18,10 @@
           <w:b/>
           <w:bCs/>
           <w:color w:val="0369A1"/>
-          <w:sz w:val="48"/>
-          <w:szCs w:val="48"/>
-        </w:rPr>
-        <w:t xml:space="preserve">BÁO CÁO MINI-PROJECT </w:t>
-      </w:r>
-      <w:r>
-        <w:rPr>
-          <w:rFonts w:asciiTheme="majorHAnsi" w:hAnsiTheme="majorHAnsi" w:cstheme="majorHAnsi"/>
-          <w:b/>
-          <w:bCs/>
-          <w:color w:val="0369A1"/>
-          <w:sz w:val="48"/>
-          <w:szCs w:val="48"/>
-        </w:rPr>
-        <w:t>1.2</w:t>
-      </w:r>
-    </w:p>
-    <w:p>
-      <w:pPr>
-        <w:spacing w:after="120"/>
-        <w:jc w:val="center"/>
-        <w:rPr>
-          <w:rFonts w:asciiTheme="majorHAnsi" w:hAnsiTheme="majorHAnsi" w:cstheme="majorHAnsi"/>
-          <w:sz w:val="32"/>
-          <w:szCs w:val="32"/>
-        </w:rPr>
-      </w:pPr>
-      <w:r>
-        <w:rPr>
-          <w:rFonts w:asciiTheme="majorHAnsi" w:hAnsiTheme="majorHAnsi" w:cstheme="majorHAnsi"/>
-          <w:b/>
-          <w:bCs/>
-          <w:color w:val="0284C7"/>
-          <w:sz w:val="32"/>
-          <w:szCs w:val="32"/>
-        </w:rPr>
-        <w:t>Đề tài: Hệ Thống Số Hóa Khảo Sát &amp; Kiểm Định Hiện Trường Cơ Sở Vật Chất (VKU Field Survey</w:t>
-      </w:r>
-      <w:r>
-        <w:rPr>
-          <w:rFonts w:asciiTheme="majorHAnsi" w:hAnsiTheme="majorHAnsi" w:cstheme="majorHAnsi"/>
-          <w:b/>
-          <w:bCs/>
-          <w:color w:val="0284C7"/>
-          <w:sz w:val="32"/>
-          <w:szCs w:val="32"/>
-        </w:rPr>
-        <w:t xml:space="preserve"> Capacitor</w:t>
-      </w:r>
-      <w:r>
-        <w:rPr>
-          <w:rFonts w:asciiTheme="majorHAnsi" w:hAnsiTheme="majorHAnsi" w:cstheme="majorHAnsi"/>
-          <w:b/>
-          <w:bCs/>
-          <w:color w:val="0284C7"/>
-          <w:sz w:val="32"/>
-          <w:szCs w:val="32"/>
-        </w:rPr>
-        <w:t>)</w:t>
+          <w:sz w:val="40"/>
+          <w:szCs w:val="40"/>
+        </w:rPr>
+        <w:t>MINI-PROJECT SHORT TECHNICAL REPORT</w:t>
       </w:r>
     </w:p>
     <w:tbl>
@@ -94,7 +39,7 @@
           <w:left w:w="10" w:type="dxa"/>
           <w:right w:w="10" w:type="dxa"/>
         </w:tblCellMar>
-        <w:tblLook w:val="04A0" w:firstRow="1" w:lastRow="0" w:firstColumn="1" w:lastColumn="0" w:noHBand="0" w:noVBand="1"/>
+        <w:tblLook w:val="0000" w:firstRow="0" w:lastRow="0" w:firstColumn="0" w:lastColumn="0" w:noHBand="0" w:noVBand="0"/>
       </w:tblPr>
       <w:tblGrid>
         <w:gridCol w:w="9736"/>
@@ -115,31 +60,58 @@
             </w:tcBorders>
             <w:shd w:val="clear" w:color="auto" w:fill="F1F5F9"/>
             <w:tcMar>
-              <w:top w:w="100" w:type="dxa"/>
+              <w:top w:w="80" w:type="dxa"/>
               <w:left w:w="140" w:type="dxa"/>
-              <w:bottom w:w="100" w:type="dxa"/>
+              <w:bottom w:w="80" w:type="dxa"/>
               <w:right w:w="140" w:type="dxa"/>
             </w:tcMar>
           </w:tcPr>
           <w:p>
             <w:pPr>
               <w:spacing w:before="60" w:after="60" w:line="260" w:lineRule="auto"/>
-              <w:jc w:val="center"/>
-              <w:rPr>
-                <w:rFonts w:asciiTheme="majorHAnsi" w:hAnsiTheme="majorHAnsi" w:cstheme="majorHAnsi"/>
-                <w:sz w:val="28"/>
-                <w:szCs w:val="28"/>
-              </w:rPr>
-            </w:pPr>
-            <w:r>
-              <w:rPr>
-                <w:rFonts w:asciiTheme="majorHAnsi" w:hAnsiTheme="majorHAnsi" w:cstheme="majorHAnsi"/>
-                <w:b/>
-                <w:bCs/>
-                <w:sz w:val="28"/>
-                <w:szCs w:val="28"/>
-              </w:rPr>
-              <w:t xml:space="preserve">Sinh viên thực hiện: </w:t>
+              <w:rPr>
+                <w:rFonts w:asciiTheme="majorHAnsi" w:hAnsiTheme="majorHAnsi" w:cstheme="majorHAnsi"/>
+                <w:sz w:val="28"/>
+                <w:szCs w:val="28"/>
+              </w:rPr>
+            </w:pPr>
+            <w:r>
+              <w:rPr>
+                <w:rFonts w:asciiTheme="majorHAnsi" w:hAnsiTheme="majorHAnsi" w:cstheme="majorHAnsi"/>
+                <w:b/>
+                <w:bCs/>
+                <w:sz w:val="28"/>
+                <w:szCs w:val="28"/>
+              </w:rPr>
+              <w:t xml:space="preserve">Course: </w:t>
+            </w:r>
+            <w:r>
+              <w:rPr>
+                <w:rFonts w:asciiTheme="majorHAnsi" w:hAnsiTheme="majorHAnsi" w:cstheme="majorHAnsi"/>
+                <w:sz w:val="28"/>
+                <w:szCs w:val="28"/>
+              </w:rPr>
+              <w:t>Cross-Platform Mobile App Development (VKU)</w:t>
+            </w:r>
+          </w:p>
+          <w:p>
+            <w:pPr>
+              <w:spacing w:before="60" w:after="60" w:line="260" w:lineRule="auto"/>
+              <w:rPr>
+                <w:rFonts w:asciiTheme="majorHAnsi" w:hAnsiTheme="majorHAnsi" w:cstheme="majorHAnsi"/>
+                <w:sz w:val="28"/>
+                <w:szCs w:val="28"/>
+              </w:rPr>
+            </w:pPr>
+            <w:r>
+              <w:rPr>
+                <w:rFonts w:asciiTheme="majorHAnsi" w:hAnsiTheme="majorHAnsi" w:cstheme="majorHAnsi"/>
+                <w:b/>
+                <w:bCs/>
+                <w:sz w:val="28"/>
+                <w:szCs w:val="28"/>
+              </w:rPr>
+              <w:t xml:space="preserve">Mini-Project Title: </w:t>
             </w:r>
             <w:r>
               <w:rPr>
@@ -150,6 +122,59 @@
                 <w:sz w:val="28"/>
                 <w:szCs w:val="28"/>
               </w:rPr>
+              <w:t xml:space="preserve">Mini-Project </w:t>
+            </w:r>
+            <w:r>
+              <w:rPr>
+                <w:rFonts w:asciiTheme="majorHAnsi" w:hAnsiTheme="majorHAnsi" w:cstheme="majorHAnsi"/>
+                <w:b/>
+                <w:bCs/>
+                <w:color w:val="0369A1"/>
+                <w:sz w:val="28"/>
+                <w:szCs w:val="28"/>
+              </w:rPr>
+              <w:t>1.2</w:t>
+            </w:r>
+            <w:r>
+              <w:rPr>
+                <w:rFonts w:asciiTheme="majorHAnsi" w:hAnsiTheme="majorHAnsi" w:cstheme="majorHAnsi"/>
+                <w:b/>
+                <w:bCs/>
+                <w:color w:val="0369A1"/>
+                <w:sz w:val="28"/>
+                <w:szCs w:val="28"/>
+              </w:rPr>
+              <w:t>: Offline Data Collection with Hybrid Mobile Architecture (PWA &amp; Capacitor Android)</w:t>
+            </w:r>
+          </w:p>
+          <w:p>
+            <w:pPr>
+              <w:spacing w:before="60" w:after="60" w:line="260" w:lineRule="auto"/>
+              <w:rPr>
+                <w:rFonts w:asciiTheme="majorHAnsi" w:hAnsiTheme="majorHAnsi" w:cstheme="majorHAnsi"/>
+                <w:sz w:val="28"/>
+                <w:szCs w:val="28"/>
+              </w:rPr>
+            </w:pPr>
+            <w:r>
+              <w:rPr>
+                <w:rFonts w:asciiTheme="majorHAnsi" w:hAnsiTheme="majorHAnsi" w:cstheme="majorHAnsi"/>
+                <w:b/>
+                <w:bCs/>
+                <w:sz w:val="28"/>
+                <w:szCs w:val="28"/>
+              </w:rPr>
+              <w:t xml:space="preserve">Team / Student Name: </w:t>
+            </w:r>
+            <w:r>
+              <w:rPr>
+                <w:rFonts w:asciiTheme="majorHAnsi" w:hAnsiTheme="majorHAnsi" w:cstheme="majorHAnsi"/>
+                <w:b/>
+                <w:bCs/>
+                <w:color w:val="0369A1"/>
+                <w:sz w:val="28"/>
+                <w:szCs w:val="28"/>
+              </w:rPr>
               <w:t>Lê Cảm</w:t>
             </w:r>
             <w:r>
@@ -158,65 +183,45 @@
                 <w:sz w:val="28"/>
                 <w:szCs w:val="28"/>
               </w:rPr>
-              <w:t xml:space="preserve">  |  </w:t>
-            </w:r>
-            <w:r>
-              <w:rPr>
-                <w:rFonts w:asciiTheme="majorHAnsi" w:hAnsiTheme="majorHAnsi" w:cstheme="majorHAnsi"/>
-                <w:b/>
-                <w:bCs/>
-                <w:sz w:val="28"/>
-                <w:szCs w:val="28"/>
-              </w:rPr>
-              <w:t>Mã số sinh viên: 23IT022</w:t>
-            </w:r>
-            <w:r>
-              <w:rPr>
-                <w:rFonts w:asciiTheme="majorHAnsi" w:hAnsiTheme="majorHAnsi" w:cstheme="majorHAnsi"/>
-                <w:sz w:val="28"/>
-                <w:szCs w:val="28"/>
-              </w:rPr>
-              <w:t xml:space="preserve">  |  </w:t>
-            </w:r>
-            <w:r>
-              <w:rPr>
-                <w:rFonts w:asciiTheme="majorHAnsi" w:hAnsiTheme="majorHAnsi" w:cstheme="majorHAnsi"/>
-                <w:b/>
-                <w:bCs/>
-                <w:sz w:val="28"/>
-                <w:szCs w:val="28"/>
-              </w:rPr>
-              <w:t xml:space="preserve">Đóng góp: </w:t>
-            </w:r>
-            <w:r>
-              <w:rPr>
-                <w:rFonts w:asciiTheme="majorHAnsi" w:hAnsiTheme="majorHAnsi" w:cstheme="majorHAnsi"/>
-                <w:b/>
-                <w:bCs/>
-                <w:color w:val="15803D"/>
-                <w:sz w:val="28"/>
-                <w:szCs w:val="28"/>
-              </w:rPr>
-              <w:t>100% Solo Contribution</w:t>
+              <w:t xml:space="preserve">  — Student ID: </w:t>
+            </w:r>
+            <w:r>
+              <w:rPr>
+                <w:rFonts w:asciiTheme="majorHAnsi" w:hAnsiTheme="majorHAnsi" w:cstheme="majorHAnsi"/>
+                <w:b/>
+                <w:bCs/>
+                <w:sz w:val="28"/>
+                <w:szCs w:val="28"/>
+              </w:rPr>
+              <w:t>23IT022</w:t>
             </w:r>
           </w:p>
           <w:p>
             <w:pPr>
               <w:spacing w:before="60" w:after="60" w:line="260" w:lineRule="auto"/>
-              <w:jc w:val="center"/>
-              <w:rPr>
-                <w:rFonts w:asciiTheme="majorHAnsi" w:hAnsiTheme="majorHAnsi" w:cstheme="majorHAnsi"/>
-                <w:sz w:val="28"/>
-                <w:szCs w:val="28"/>
-              </w:rPr>
-            </w:pPr>
-            <w:r>
-              <w:rPr>
-                <w:rFonts w:asciiTheme="majorHAnsi" w:hAnsiTheme="majorHAnsi" w:cstheme="majorHAnsi"/>
-                <w:sz w:val="28"/>
-                <w:szCs w:val="28"/>
-              </w:rPr>
-              <w:t>Đơn vị đào tạo: Trường Đại học Công nghệ Thông tin &amp; Truyền thông Việt - Hàn (VKU)  |  Thời gian: Năm học 2025 – 2026</w:t>
+              <w:rPr>
+                <w:rFonts w:asciiTheme="majorHAnsi" w:hAnsiTheme="majorHAnsi" w:cstheme="majorHAnsi"/>
+                <w:sz w:val="28"/>
+                <w:szCs w:val="28"/>
+              </w:rPr>
+            </w:pPr>
+            <w:r>
+              <w:rPr>
+                <w:rFonts w:asciiTheme="majorHAnsi" w:hAnsiTheme="majorHAnsi" w:cstheme="majorHAnsi"/>
+                <w:b/>
+                <w:bCs/>
+                <w:sz w:val="28"/>
+                <w:szCs w:val="28"/>
+              </w:rPr>
+              <w:t xml:space="preserve">Submission Date: </w:t>
+            </w:r>
+            <w:r>
+              <w:rPr>
+                <w:rFonts w:asciiTheme="majorHAnsi" w:hAnsiTheme="majorHAnsi" w:cstheme="majorHAnsi"/>
+                <w:sz w:val="28"/>
+                <w:szCs w:val="28"/>
+              </w:rPr>
+              <w:t>21/09/2026</w:t>
             </w:r>
           </w:p>
         </w:tc>
@@ -251,46 +256,7 @@
           <w:sz w:val="28"/>
           <w:szCs w:val="28"/>
         </w:rPr>
-        <w:t>CHUYÊN ĐỀ 1: MÔ HÌNH LAI (THE HYBRID MODEL: WEBVIEW + NATIVE BRIDGE)</w:t>
-      </w:r>
-    </w:p>
-    <w:p>
-      <w:pPr>
-        <w:spacing w:before="60" w:after="60" w:line="260" w:lineRule="auto"/>
-        <w:rPr>
-          <w:rFonts w:asciiTheme="majorHAnsi" w:hAnsiTheme="majorHAnsi" w:cstheme="majorHAnsi"/>
-          <w:sz w:val="28"/>
-          <w:szCs w:val="28"/>
-        </w:rPr>
-      </w:pPr>
-      <w:r>
-        <w:rPr>
-          <w:rFonts w:asciiTheme="majorHAnsi" w:hAnsiTheme="majorHAnsi" w:cstheme="majorHAnsi"/>
-          <w:b/>
-          <w:bCs/>
-          <w:sz w:val="28"/>
-          <w:szCs w:val="28"/>
-        </w:rPr>
-        <w:t>1.1. Bản Chất của Mô Hình Ứng Dụng Di Động Lai (Hybrid Mobile App):</w:t>
-      </w:r>
-    </w:p>
-    <w:p>
-      <w:pPr>
-        <w:spacing w:before="60" w:after="60" w:line="260" w:lineRule="auto"/>
-        <w:jc w:val="both"/>
-        <w:rPr>
-          <w:rFonts w:asciiTheme="majorHAnsi" w:hAnsiTheme="majorHAnsi" w:cstheme="majorHAnsi"/>
-          <w:sz w:val="28"/>
-          <w:szCs w:val="28"/>
-        </w:rPr>
-      </w:pPr>
-      <w:r>
-        <w:rPr>
-          <w:rFonts w:asciiTheme="majorHAnsi" w:hAnsiTheme="majorHAnsi" w:cstheme="majorHAnsi"/>
-          <w:sz w:val="28"/>
-          <w:szCs w:val="28"/>
-        </w:rPr>
-        <w:t>Mô hình ứng dụng lai kết hợp giữa tính linh hoạt, tốc độ phát triển của công nghệ Web tiêu chuẩn (HTML5, CSS3, JavaScript/TypeScript, React 18) với năng lực truy cập sâu vào phần cứng thiết bị của hệ điều hành di động bản địa (Android Java/Kotlin SDK).</w:t>
+        <w:t>1. GENERAL INFORMATION &amp; DELIVERABLE LINKS</w:t>
       </w:r>
     </w:p>
     <w:p>
@@ -316,15 +282,199 @@
           <w:sz w:val="28"/>
           <w:szCs w:val="28"/>
         </w:rPr>
-        <w:t xml:space="preserve">Thành phần WebView: </w:t>
-      </w:r>
-      <w:r>
-        <w:rPr>
-          <w:rFonts w:asciiTheme="majorHAnsi" w:hAnsiTheme="majorHAnsi" w:cstheme="majorHAnsi"/>
-          <w:sz w:val="28"/>
-          <w:szCs w:val="28"/>
-        </w:rPr>
-        <w:t>Hoạt động như một trình duyệt web nhúng toàn màn hình (Chromeless WebView), chịu trách nhiệm thông dịch DOM, dựng giao diện người dùng và thực thi JavaScript Engine (V8 trên Android).</w:t>
+        <w:t xml:space="preserve">Team Members: </w:t>
+      </w:r>
+      <w:r>
+        <w:rPr>
+          <w:rFonts w:asciiTheme="majorHAnsi" w:hAnsiTheme="majorHAnsi" w:cstheme="majorHAnsi"/>
+          <w:sz w:val="28"/>
+          <w:szCs w:val="28"/>
+        </w:rPr>
+        <w:t>Lê Cảm — Student ID: 23IT022 — Role: Solo Developer (100% Contribution: System Architecture, PWA UI/UX, Dexie IndexedDB, Capacitor 7 Native Plugins, Cloudflare Edge API)</w:t>
+      </w:r>
+    </w:p>
+    <w:p>
+      <w:pPr>
+        <w:pStyle w:val="oancuaDanhsach"/>
+        <w:numPr>
+          <w:ilvl w:val="0"/>
+          <w:numId w:val="1"/>
+        </w:numPr>
+        <w:spacing w:before="40" w:after="40" w:line="250" w:lineRule="auto"/>
+        <w:rPr>
+          <w:rFonts w:asciiTheme="majorHAnsi" w:hAnsiTheme="majorHAnsi" w:cstheme="majorHAnsi"/>
+          <w:sz w:val="28"/>
+          <w:szCs w:val="28"/>
+        </w:rPr>
+      </w:pPr>
+      <w:r>
+        <w:rPr>
+          <w:rFonts w:ascii="Segoe UI Emoji" w:hAnsi="Segoe UI Emoji" w:cs="Segoe UI Emoji"/>
+          <w:b/>
+          <w:bCs/>
+          <w:sz w:val="28"/>
+          <w:szCs w:val="28"/>
+        </w:rPr>
+        <w:t>🔗</w:t>
+      </w:r>
+      <w:r>
+        <w:rPr>
+          <w:rFonts w:asciiTheme="majorHAnsi" w:hAnsiTheme="majorHAnsi" w:cstheme="majorHAnsi"/>
+          <w:b/>
+          <w:bCs/>
+          <w:sz w:val="28"/>
+          <w:szCs w:val="28"/>
+        </w:rPr>
+        <w:t xml:space="preserve"> Live Demo URL (Primary): </w:t>
+      </w:r>
+      <w:r>
+        <w:rPr>
+          <w:rFonts w:asciiTheme="majorHAnsi" w:hAnsiTheme="majorHAnsi" w:cstheme="majorHAnsi"/>
+          <w:b/>
+          <w:bCs/>
+          <w:color w:val="0369A1"/>
+          <w:sz w:val="28"/>
+          <w:szCs w:val="28"/>
+        </w:rPr>
+        <w:t>https://vku-field-survey-capacitor.pages.dev</w:t>
+      </w:r>
+    </w:p>
+    <w:p>
+      <w:pPr>
+        <w:pStyle w:val="oancuaDanhsach"/>
+        <w:numPr>
+          <w:ilvl w:val="0"/>
+          <w:numId w:val="1"/>
+        </w:numPr>
+        <w:spacing w:before="40" w:after="40" w:line="250" w:lineRule="auto"/>
+        <w:rPr>
+          <w:rFonts w:asciiTheme="majorHAnsi" w:hAnsiTheme="majorHAnsi" w:cstheme="majorHAnsi"/>
+          <w:sz w:val="28"/>
+          <w:szCs w:val="28"/>
+        </w:rPr>
+      </w:pPr>
+      <w:r>
+        <w:rPr>
+          <w:rFonts w:ascii="Segoe UI Emoji" w:hAnsi="Segoe UI Emoji" w:cs="Segoe UI Emoji"/>
+          <w:b/>
+          <w:bCs/>
+          <w:sz w:val="28"/>
+          <w:szCs w:val="28"/>
+        </w:rPr>
+        <w:t>🔗</w:t>
+      </w:r>
+      <w:r>
+        <w:rPr>
+          <w:rFonts w:asciiTheme="majorHAnsi" w:hAnsiTheme="majorHAnsi" w:cstheme="majorHAnsi"/>
+          <w:b/>
+          <w:bCs/>
+          <w:sz w:val="28"/>
+          <w:szCs w:val="28"/>
+        </w:rPr>
+        <w:t xml:space="preserve"> Live Demo URL (Mirror): </w:t>
+      </w:r>
+      <w:r>
+        <w:rPr>
+          <w:rFonts w:asciiTheme="majorHAnsi" w:hAnsiTheme="majorHAnsi" w:cstheme="majorHAnsi"/>
+          <w:b/>
+          <w:bCs/>
+          <w:color w:val="0369A1"/>
+          <w:sz w:val="28"/>
+          <w:szCs w:val="28"/>
+        </w:rPr>
+        <w:t>https://camle-vku-field-survey.pages.dev</w:t>
+      </w:r>
+    </w:p>
+    <w:p>
+      <w:pPr>
+        <w:pStyle w:val="oancuaDanhsach"/>
+        <w:numPr>
+          <w:ilvl w:val="0"/>
+          <w:numId w:val="1"/>
+        </w:numPr>
+        <w:spacing w:before="40" w:after="40" w:line="250" w:lineRule="auto"/>
+        <w:rPr>
+          <w:rFonts w:asciiTheme="majorHAnsi" w:hAnsiTheme="majorHAnsi" w:cstheme="majorHAnsi"/>
+          <w:sz w:val="28"/>
+          <w:szCs w:val="28"/>
+        </w:rPr>
+      </w:pPr>
+      <w:r>
+        <w:rPr>
+          <w:rFonts w:ascii="Segoe UI Emoji" w:hAnsi="Segoe UI Emoji" w:cs="Segoe UI Emoji"/>
+          <w:b/>
+          <w:bCs/>
+          <w:sz w:val="28"/>
+          <w:szCs w:val="28"/>
+        </w:rPr>
+        <w:t>☁️</w:t>
+      </w:r>
+      <w:r>
+        <w:rPr>
+          <w:rFonts w:asciiTheme="majorHAnsi" w:hAnsiTheme="majorHAnsi" w:cstheme="majorHAnsi"/>
+          <w:b/>
+          <w:bCs/>
+          <w:sz w:val="28"/>
+          <w:szCs w:val="28"/>
+        </w:rPr>
+        <w:t xml:space="preserve"> Central Cloud Edge API: </w:t>
+      </w:r>
+      <w:r>
+        <w:rPr>
+          <w:rFonts w:asciiTheme="majorHAnsi" w:hAnsiTheme="majorHAnsi" w:cstheme="majorHAnsi"/>
+          <w:b/>
+          <w:bCs/>
+          <w:color w:val="0369A1"/>
+          <w:sz w:val="28"/>
+          <w:szCs w:val="28"/>
+        </w:rPr>
+        <w:t>https://vku-field-survey-capacitor.lecam.workers.dev</w:t>
+      </w:r>
+    </w:p>
+    <w:p>
+      <w:pPr>
+        <w:pStyle w:val="oancuaDanhsach"/>
+        <w:numPr>
+          <w:ilvl w:val="0"/>
+          <w:numId w:val="1"/>
+        </w:numPr>
+        <w:spacing w:before="40" w:after="40" w:line="250" w:lineRule="auto"/>
+        <w:rPr>
+          <w:rFonts w:asciiTheme="majorHAnsi" w:hAnsiTheme="majorHAnsi" w:cstheme="majorHAnsi"/>
+          <w:sz w:val="28"/>
+          <w:szCs w:val="28"/>
+        </w:rPr>
+      </w:pPr>
+      <w:r>
+        <w:rPr>
+          <w:rFonts w:ascii="Segoe UI Emoji" w:hAnsi="Segoe UI Emoji" w:cs="Segoe UI Emoji"/>
+          <w:b/>
+          <w:bCs/>
+          <w:sz w:val="28"/>
+          <w:szCs w:val="28"/>
+        </w:rPr>
+        <w:t>💻</w:t>
+      </w:r>
+      <w:r>
+        <w:rPr>
+          <w:rFonts w:asciiTheme="majorHAnsi" w:hAnsiTheme="majorHAnsi" w:cstheme="majorHAnsi"/>
+          <w:b/>
+          <w:bCs/>
+          <w:sz w:val="28"/>
+          <w:szCs w:val="28"/>
+        </w:rPr>
+        <w:t xml:space="preserve"> GitHub Repository: </w:t>
+      </w:r>
+      <w:r>
+        <w:rPr>
+          <w:rFonts w:asciiTheme="majorHAnsi" w:hAnsiTheme="majorHAnsi" w:cstheme="majorHAnsi"/>
+          <w:b/>
+          <w:bCs/>
+          <w:color w:val="0369A1"/>
+          <w:sz w:val="28"/>
+          <w:szCs w:val="28"/>
+        </w:rPr>
+        <w:t>https://github.com/CAMLC25/vku-field-survey-capacitor</w:t>
       </w:r>
     </w:p>
     <w:p>
@@ -344,38 +494,14 @@
       </w:pPr>
       <w:r>
         <w:rPr>
-          <w:rFonts w:asciiTheme="majorHAnsi" w:hAnsiTheme="majorHAnsi" w:cstheme="majorHAnsi"/>
+          <w:rFonts w:ascii="Segoe UI Emoji" w:hAnsi="Segoe UI Emoji" w:cs="Segoe UI Emoji"/>
           <w:b/>
           <w:bCs/>
           <w:sz w:val="28"/>
           <w:szCs w:val="28"/>
         </w:rPr>
-        <w:t xml:space="preserve">Thành phần Native Bridge: </w:t>
-      </w:r>
-      <w:r>
-        <w:rPr>
-          <w:rFonts w:asciiTheme="majorHAnsi" w:hAnsiTheme="majorHAnsi" w:cstheme="majorHAnsi"/>
-          <w:sz w:val="28"/>
-          <w:szCs w:val="28"/>
-        </w:rPr>
-        <w:t>Đóng vai trò là cầu nối giao tiếp hai chiều (Bi-directional IPC Channel), phá vỡ ranh giới "Hộp cát" (Security Sandbox) của trình duyệt để gọi các hàm hệ điều hành gốc khi ứng dụng yêu cầu quyền chụp ảnh, định vị GPS, rung chuông thông báo hay đọc trạng thái mạng.</w:t>
-      </w:r>
-    </w:p>
-    <w:p>
-      <w:pPr>
-        <w:pStyle w:val="oancuaDanhsach"/>
-        <w:numPr>
-          <w:ilvl w:val="0"/>
-          <w:numId w:val="1"/>
-        </w:numPr>
-        <w:spacing w:before="40" w:after="40" w:line="250" w:lineRule="auto"/>
-        <w:jc w:val="both"/>
-        <w:rPr>
-          <w:rFonts w:asciiTheme="majorHAnsi" w:hAnsiTheme="majorHAnsi" w:cstheme="majorHAnsi"/>
-          <w:sz w:val="28"/>
-          <w:szCs w:val="28"/>
-        </w:rPr>
-      </w:pPr>
+        <w:t>📦</w:t>
+      </w:r>
       <w:r>
         <w:rPr>
           <w:rFonts w:asciiTheme="majorHAnsi" w:hAnsiTheme="majorHAnsi" w:cstheme="majorHAnsi"/>
@@ -384,15 +510,15 @@
           <w:sz w:val="28"/>
           <w:szCs w:val="28"/>
         </w:rPr>
-        <w:t xml:space="preserve">Tỷ lệ chia sẻ mã nguồn (Code Sharing): </w:t>
-      </w:r>
-      <w:r>
-        <w:rPr>
-          <w:rFonts w:asciiTheme="majorHAnsi" w:hAnsiTheme="majorHAnsi" w:cstheme="majorHAnsi"/>
-          <w:sz w:val="28"/>
-          <w:szCs w:val="28"/>
-        </w:rPr>
-        <w:t>Đạt từ 95% đến 100% mã nguồn dùng chung giữa Web PWA, Android Native và iOS, giúp tiết kiệm chi phí bảo trì và rút ngắn thời gian đưa sản phẩm ra thị trường.</w:t>
+        <w:t xml:space="preserve"> Pre-built Android APK: vku-field-survey-debug.apk</w:t>
+      </w:r>
+      <w:r>
+        <w:rPr>
+          <w:rFonts w:asciiTheme="majorHAnsi" w:hAnsiTheme="majorHAnsi" w:cstheme="majorHAnsi"/>
+          <w:sz w:val="28"/>
+          <w:szCs w:val="28"/>
+        </w:rPr>
+        <w:t xml:space="preserve"> (~7.4 MB — Biên dịch hoàn chỉnh từ Gradle Wrapper, hỗ trợ cài đặt trên Android 8.0 - 15)</w:t>
       </w:r>
     </w:p>
     <w:p>
@@ -414,731 +540,7 @@
           <w:sz w:val="28"/>
           <w:szCs w:val="28"/>
         </w:rPr>
-        <w:t>CHUYÊN ĐỀ 2: NGUYÊN NHÂN CAPACITOR THAY THẾ APACHE CORDOVA / PHONEGAP</w:t>
-      </w:r>
-    </w:p>
-    <w:p>
-      <w:pPr>
-        <w:spacing w:before="60" w:after="60" w:line="260" w:lineRule="auto"/>
-        <w:jc w:val="both"/>
-        <w:rPr>
-          <w:rFonts w:asciiTheme="majorHAnsi" w:hAnsiTheme="majorHAnsi" w:cstheme="majorHAnsi"/>
-          <w:sz w:val="28"/>
-          <w:szCs w:val="28"/>
-        </w:rPr>
-      </w:pPr>
-      <w:r>
-        <w:rPr>
-          <w:rFonts w:asciiTheme="majorHAnsi" w:hAnsiTheme="majorHAnsi" w:cstheme="majorHAnsi"/>
-          <w:sz w:val="28"/>
-          <w:szCs w:val="28"/>
-        </w:rPr>
-        <w:t>Apache Cordova (PhoneGap) từng thống trị ngành phát triển di động lai từ năm 2009. Tuy nhiên, sự xuất hiện của Capacitor vào năm 2018 bởi Ionic Team đã giải quyết triệt để 4 hạn chế trí mạng của Cordova:</w:t>
-      </w:r>
-    </w:p>
-    <w:p>
-      <w:pPr>
-        <w:pStyle w:val="oancuaDanhsach"/>
-        <w:numPr>
-          <w:ilvl w:val="0"/>
-          <w:numId w:val="1"/>
-        </w:numPr>
-        <w:spacing w:before="40" w:after="40" w:line="250" w:lineRule="auto"/>
-        <w:jc w:val="both"/>
-        <w:rPr>
-          <w:rFonts w:asciiTheme="majorHAnsi" w:hAnsiTheme="majorHAnsi" w:cstheme="majorHAnsi"/>
-          <w:sz w:val="28"/>
-          <w:szCs w:val="28"/>
-        </w:rPr>
-      </w:pPr>
-      <w:r>
-        <w:rPr>
-          <w:rFonts w:asciiTheme="majorHAnsi" w:hAnsiTheme="majorHAnsi" w:cstheme="majorHAnsi"/>
-          <w:b/>
-          <w:bCs/>
-          <w:sz w:val="28"/>
-          <w:szCs w:val="28"/>
-        </w:rPr>
-        <w:t xml:space="preserve">1. Triết lý "Code As Asset" thay vì "Black-Box": </w:t>
-      </w:r>
-      <w:r>
-        <w:rPr>
-          <w:rFonts w:asciiTheme="majorHAnsi" w:hAnsiTheme="majorHAnsi" w:cstheme="majorHAnsi"/>
-          <w:sz w:val="28"/>
-          <w:szCs w:val="28"/>
-        </w:rPr>
-        <w:t>Trong Cordova, thư mục platforms/ bị ghi đè tự động mỗi khi build. Với Capacitor, thư mục android/ là mã nguồn Native chuẩn mực, mở trực tiếp bằng Android Studio và hoàn toàn không bị ghi đè.</w:t>
-      </w:r>
-    </w:p>
-    <w:p>
-      <w:pPr>
-        <w:pStyle w:val="oancuaDanhsach"/>
-        <w:numPr>
-          <w:ilvl w:val="0"/>
-          <w:numId w:val="1"/>
-        </w:numPr>
-        <w:spacing w:before="40" w:after="40" w:line="250" w:lineRule="auto"/>
-        <w:jc w:val="both"/>
-        <w:rPr>
-          <w:rFonts w:asciiTheme="majorHAnsi" w:hAnsiTheme="majorHAnsi" w:cstheme="majorHAnsi"/>
-          <w:sz w:val="28"/>
-          <w:szCs w:val="28"/>
-        </w:rPr>
-      </w:pPr>
-      <w:r>
-        <w:rPr>
-          <w:rFonts w:asciiTheme="majorHAnsi" w:hAnsiTheme="majorHAnsi" w:cstheme="majorHAnsi"/>
-          <w:b/>
-          <w:bCs/>
-          <w:sz w:val="28"/>
-          <w:szCs w:val="28"/>
-        </w:rPr>
-        <w:t xml:space="preserve">2. Xóa bỏ cấu hình XML phức tạp: </w:t>
-      </w:r>
-      <w:r>
-        <w:rPr>
-          <w:rFonts w:asciiTheme="majorHAnsi" w:hAnsiTheme="majorHAnsi" w:cstheme="majorHAnsi"/>
-          <w:sz w:val="28"/>
-          <w:szCs w:val="28"/>
-        </w:rPr>
-        <w:t>Capacitor thay thế config.xml bằng tệp capacitor.config.ts (TypeScript/JSON), hỗ trợ cấu hình type-safe và tuân thủ các quy chuẩn Gradle hiện đại.</w:t>
-      </w:r>
-    </w:p>
-    <w:p>
-      <w:pPr>
-        <w:pStyle w:val="oancuaDanhsach"/>
-        <w:numPr>
-          <w:ilvl w:val="0"/>
-          <w:numId w:val="1"/>
-        </w:numPr>
-        <w:spacing w:before="40" w:after="40" w:line="250" w:lineRule="auto"/>
-        <w:jc w:val="both"/>
-        <w:rPr>
-          <w:rFonts w:asciiTheme="majorHAnsi" w:hAnsiTheme="majorHAnsi" w:cstheme="majorHAnsi"/>
-          <w:sz w:val="28"/>
-          <w:szCs w:val="28"/>
-        </w:rPr>
-      </w:pPr>
-      <w:r>
-        <w:rPr>
-          <w:rFonts w:asciiTheme="majorHAnsi" w:hAnsiTheme="majorHAnsi" w:cstheme="majorHAnsi"/>
-          <w:b/>
-          <w:bCs/>
-          <w:sz w:val="28"/>
-          <w:szCs w:val="28"/>
-        </w:rPr>
-        <w:lastRenderedPageBreak/>
-        <w:t xml:space="preserve">3. Loại bỏ sự phụ thuộc vào sự kiện deviceready: </w:t>
-      </w:r>
-      <w:r>
-        <w:rPr>
-          <w:rFonts w:asciiTheme="majorHAnsi" w:hAnsiTheme="majorHAnsi" w:cstheme="majorHAnsi"/>
-          <w:sz w:val="28"/>
-          <w:szCs w:val="28"/>
-        </w:rPr>
-        <w:t>Capacitor tiêm Native Bridge vào WebView trước khi mã nguồn JavaScript ứng dụng khởi chạy, cho phép gọi hàm native ngay từ dòng code đầu tiên mà không lo lỗi undefined.</w:t>
-      </w:r>
-    </w:p>
-    <w:p>
-      <w:pPr>
-        <w:pStyle w:val="oancuaDanhsach"/>
-        <w:numPr>
-          <w:ilvl w:val="0"/>
-          <w:numId w:val="1"/>
-        </w:numPr>
-        <w:spacing w:before="40" w:after="40" w:line="250" w:lineRule="auto"/>
-        <w:jc w:val="both"/>
-        <w:rPr>
-          <w:rFonts w:asciiTheme="majorHAnsi" w:hAnsiTheme="majorHAnsi" w:cstheme="majorHAnsi"/>
-          <w:sz w:val="28"/>
-          <w:szCs w:val="28"/>
-        </w:rPr>
-      </w:pPr>
-      <w:r>
-        <w:rPr>
-          <w:rFonts w:asciiTheme="majorHAnsi" w:hAnsiTheme="majorHAnsi" w:cstheme="majorHAnsi"/>
-          <w:b/>
-          <w:bCs/>
-          <w:sz w:val="28"/>
-          <w:szCs w:val="28"/>
-        </w:rPr>
-        <w:t xml:space="preserve">4. Chuẩn hóa NPM &amp; Khả năng Web Fallback: </w:t>
-      </w:r>
-      <w:r>
-        <w:rPr>
-          <w:rFonts w:asciiTheme="majorHAnsi" w:hAnsiTheme="majorHAnsi" w:cstheme="majorHAnsi"/>
-          <w:sz w:val="28"/>
-          <w:szCs w:val="28"/>
-        </w:rPr>
-        <w:t>Tất cả plugin Capacitor đều là các gói npm tiêu chuẩn hỗ trợ TypeScript. Khi chạy trên trình duyệt Web, plugin tự động kích hoạt Web Fallback mà không làm sập ứng dụng.</w:t>
-      </w:r>
-    </w:p>
-    <w:p>
-      <w:pPr>
-        <w:pStyle w:val="u1"/>
-        <w:spacing w:before="240" w:after="120"/>
-        <w:rPr>
-          <w:rFonts w:asciiTheme="majorHAnsi" w:hAnsiTheme="majorHAnsi" w:cstheme="majorHAnsi"/>
-          <w:sz w:val="28"/>
-          <w:szCs w:val="28"/>
-        </w:rPr>
-      </w:pPr>
-      <w:r>
-        <w:rPr>
-          <w:rFonts w:asciiTheme="majorHAnsi" w:hAnsiTheme="majorHAnsi" w:cstheme="majorHAnsi"/>
-          <w:b/>
-          <w:bCs/>
-          <w:color w:val="0369A1"/>
-          <w:sz w:val="28"/>
-          <w:szCs w:val="28"/>
-        </w:rPr>
-        <w:t>CHUYÊN ĐỀ 3: KIẾN TRÚC RUNTIME CAPACITOR &amp; GIAO TIẾP LIÊN TIẾN TRÌNH (IPC)</w:t>
-      </w:r>
-    </w:p>
-    <w:p>
-      <w:pPr>
-        <w:spacing w:before="60" w:after="60" w:line="260" w:lineRule="auto"/>
-        <w:jc w:val="both"/>
-        <w:rPr>
-          <w:rFonts w:asciiTheme="majorHAnsi" w:hAnsiTheme="majorHAnsi" w:cstheme="majorHAnsi"/>
-          <w:sz w:val="28"/>
-          <w:szCs w:val="28"/>
-        </w:rPr>
-      </w:pPr>
-      <w:r>
-        <w:rPr>
-          <w:rFonts w:asciiTheme="majorHAnsi" w:hAnsiTheme="majorHAnsi" w:cstheme="majorHAnsi"/>
-          <w:sz w:val="28"/>
-          <w:szCs w:val="28"/>
-        </w:rPr>
-        <w:t>Kiến trúc runtime của Capacitor được thiết kế nhằm tối ưu hóa độ trễ giao tiếp giữa luồng thực thi JavaScript trong WebView và luồng xử lý Native trên hệ điều hành:</w:t>
-      </w:r>
-    </w:p>
-    <w:p>
-      <w:pPr>
-        <w:pStyle w:val="oancuaDanhsach"/>
-        <w:numPr>
-          <w:ilvl w:val="0"/>
-          <w:numId w:val="1"/>
-        </w:numPr>
-        <w:spacing w:before="40" w:after="40" w:line="250" w:lineRule="auto"/>
-        <w:jc w:val="both"/>
-        <w:rPr>
-          <w:rFonts w:asciiTheme="majorHAnsi" w:hAnsiTheme="majorHAnsi" w:cstheme="majorHAnsi"/>
-          <w:sz w:val="28"/>
-          <w:szCs w:val="28"/>
-        </w:rPr>
-      </w:pPr>
-      <w:r>
-        <w:rPr>
-          <w:rFonts w:asciiTheme="majorHAnsi" w:hAnsiTheme="majorHAnsi" w:cstheme="majorHAnsi"/>
-          <w:b/>
-          <w:bCs/>
-          <w:sz w:val="28"/>
-          <w:szCs w:val="28"/>
-        </w:rPr>
-        <w:t xml:space="preserve">Chiều JS sang Native (JS-to-Native): </w:t>
-      </w:r>
-      <w:r>
-        <w:rPr>
-          <w:rFonts w:asciiTheme="majorHAnsi" w:hAnsiTheme="majorHAnsi" w:cstheme="majorHAnsi"/>
-          <w:sz w:val="28"/>
-          <w:szCs w:val="28"/>
-        </w:rPr>
-        <w:t>Khi ứng dụng gọi hàm Camera.getPhoto(), Capacitor tuần tự hóa tham số thành chuỗi JSON và gửi qua ranh giới tiến trình thông qua cơ chế prompt() interceptor hoặc @JavascriptInterface trong Android WebView.</w:t>
-      </w:r>
-    </w:p>
-    <w:p>
-      <w:pPr>
-        <w:pStyle w:val="oancuaDanhsach"/>
-        <w:numPr>
-          <w:ilvl w:val="0"/>
-          <w:numId w:val="1"/>
-        </w:numPr>
-        <w:spacing w:before="40" w:after="40" w:line="250" w:lineRule="auto"/>
-        <w:jc w:val="both"/>
-        <w:rPr>
-          <w:rFonts w:asciiTheme="majorHAnsi" w:hAnsiTheme="majorHAnsi" w:cstheme="majorHAnsi"/>
-          <w:sz w:val="28"/>
-          <w:szCs w:val="28"/>
-        </w:rPr>
-      </w:pPr>
-      <w:r>
-        <w:rPr>
-          <w:rFonts w:asciiTheme="majorHAnsi" w:hAnsiTheme="majorHAnsi" w:cstheme="majorHAnsi"/>
-          <w:b/>
-          <w:bCs/>
-          <w:sz w:val="28"/>
-          <w:szCs w:val="28"/>
-        </w:rPr>
-        <w:t xml:space="preserve">Chiều Native sang JS (Native-to-JS): </w:t>
-      </w:r>
-      <w:r>
-        <w:rPr>
-          <w:rFonts w:asciiTheme="majorHAnsi" w:hAnsiTheme="majorHAnsi" w:cstheme="majorHAnsi"/>
-          <w:sz w:val="28"/>
-          <w:szCs w:val="28"/>
-        </w:rPr>
-        <w:t>Sau khi Android Intent hoàn thành việc chụp ảnh hoặc thu nhận tọa độ GPS, Android Bridge gọi hàm evaluateJavascript("window.Capacitor.fromNative(...)") để giải quyết (resolve) Promise tương ứng trong môi trường React.</w:t>
-      </w:r>
-    </w:p>
-    <w:p>
-      <w:pPr>
-        <w:pStyle w:val="u1"/>
-        <w:spacing w:before="240" w:after="120"/>
-        <w:rPr>
-          <w:rFonts w:asciiTheme="majorHAnsi" w:hAnsiTheme="majorHAnsi" w:cstheme="majorHAnsi"/>
-          <w:sz w:val="28"/>
-          <w:szCs w:val="28"/>
-        </w:rPr>
-      </w:pPr>
-      <w:r>
-        <w:rPr>
-          <w:rFonts w:asciiTheme="majorHAnsi" w:hAnsiTheme="majorHAnsi" w:cstheme="majorHAnsi"/>
-          <w:b/>
-          <w:bCs/>
-          <w:color w:val="0369A1"/>
-          <w:sz w:val="28"/>
-          <w:szCs w:val="28"/>
-        </w:rPr>
-        <w:t>CHUYÊN ĐỀ 4: TRUY CẬP PHẦN CỨNG THIẾT BỊ (@capacitor/camera, @capacitor/geolocation, @capacitor/network)</w:t>
-      </w:r>
-    </w:p>
-    <w:p>
-      <w:pPr>
-        <w:spacing w:before="60" w:after="60" w:line="260" w:lineRule="auto"/>
-        <w:jc w:val="both"/>
-        <w:rPr>
-          <w:rFonts w:asciiTheme="majorHAnsi" w:hAnsiTheme="majorHAnsi" w:cstheme="majorHAnsi"/>
-          <w:sz w:val="28"/>
-          <w:szCs w:val="28"/>
-        </w:rPr>
-      </w:pPr>
-      <w:r>
-        <w:rPr>
-          <w:rFonts w:asciiTheme="majorHAnsi" w:hAnsiTheme="majorHAnsi" w:cstheme="majorHAnsi"/>
-          <w:sz w:val="28"/>
-          <w:szCs w:val="28"/>
-        </w:rPr>
-        <w:t>Dự án tích hợp đầy đủ 3 thư viện phần cứng chính thức của Capacitor phục vụ công tác kiểm định hiện trường:</w:t>
-      </w:r>
-    </w:p>
-    <w:p>
-      <w:pPr>
-        <w:pStyle w:val="oancuaDanhsach"/>
-        <w:numPr>
-          <w:ilvl w:val="0"/>
-          <w:numId w:val="1"/>
-        </w:numPr>
-        <w:spacing w:before="40" w:after="40" w:line="250" w:lineRule="auto"/>
-        <w:jc w:val="both"/>
-        <w:rPr>
-          <w:rFonts w:asciiTheme="majorHAnsi" w:hAnsiTheme="majorHAnsi" w:cstheme="majorHAnsi"/>
-          <w:sz w:val="28"/>
-          <w:szCs w:val="28"/>
-        </w:rPr>
-      </w:pPr>
-      <w:r>
-        <w:rPr>
-          <w:rFonts w:asciiTheme="majorHAnsi" w:hAnsiTheme="majorHAnsi" w:cstheme="majorHAnsi"/>
-          <w:b/>
-          <w:bCs/>
-          <w:sz w:val="28"/>
-          <w:szCs w:val="28"/>
-        </w:rPr>
-        <w:t xml:space="preserve">1. @capacitor/camera (Chụp &amp; Quản Lý Hình Ảnh Hiện Trường): </w:t>
-      </w:r>
-      <w:r>
-        <w:rPr>
-          <w:rFonts w:asciiTheme="majorHAnsi" w:hAnsiTheme="majorHAnsi" w:cstheme="majorHAnsi"/>
-          <w:sz w:val="28"/>
-          <w:szCs w:val="28"/>
-        </w:rPr>
-        <w:t>Cho phép chụp ảnh camera độ phân giải cao hoặc chọn ảnh từ thư viện thiết bị. Ứng dụng tích hợp thuật toán nén ảnh tự động qua HTML5 Canvas xuống kích thước chuẩn 1280px (~180KB JPEG), giảm 90% dung lượng bộ nhớ. Đi kèm cửa sổ Lightbox Modal xem phóng to toàn màn hình.</w:t>
-      </w:r>
-    </w:p>
-    <w:p>
-      <w:pPr>
-        <w:pStyle w:val="oancuaDanhsach"/>
-        <w:numPr>
-          <w:ilvl w:val="0"/>
-          <w:numId w:val="1"/>
-        </w:numPr>
-        <w:spacing w:before="40" w:after="40" w:line="250" w:lineRule="auto"/>
-        <w:jc w:val="both"/>
-        <w:rPr>
-          <w:rFonts w:asciiTheme="majorHAnsi" w:hAnsiTheme="majorHAnsi" w:cstheme="majorHAnsi"/>
-          <w:sz w:val="28"/>
-          <w:szCs w:val="28"/>
-        </w:rPr>
-      </w:pPr>
-      <w:r>
-        <w:rPr>
-          <w:rFonts w:asciiTheme="majorHAnsi" w:hAnsiTheme="majorHAnsi" w:cstheme="majorHAnsi"/>
-          <w:b/>
-          <w:bCs/>
-          <w:sz w:val="28"/>
-          <w:szCs w:val="28"/>
-        </w:rPr>
-        <w:t xml:space="preserve">2. @capacitor/geolocation (Tọa Độ &amp; Địa Chỉ GPS Hiện Trường): </w:t>
-      </w:r>
-      <w:r>
-        <w:rPr>
-          <w:rFonts w:asciiTheme="majorHAnsi" w:hAnsiTheme="majorHAnsi" w:cstheme="majorHAnsi"/>
-          <w:sz w:val="28"/>
-          <w:szCs w:val="28"/>
-        </w:rPr>
-        <w:t>Thu thập tọa độ vĩ độ, kinh độ và bán kính sai số thực tế. Tự động ánh xạ ra địa chỉ chi tiết cơ sở khuôn viên VKU (ví dụ: "Khu V, Trường ĐH CNTT&amp;TT Việt - Hàn, 470 Trần Đại Nghĩa, Q. Ngũ Hành Sơn, Đà Nẵng") và tích hợp nút bấm 1-chạm mở thẳng vị trí trên Google Maps.</w:t>
-      </w:r>
-    </w:p>
-    <w:p>
-      <w:pPr>
-        <w:pStyle w:val="oancuaDanhsach"/>
-        <w:numPr>
-          <w:ilvl w:val="0"/>
-          <w:numId w:val="1"/>
-        </w:numPr>
-        <w:spacing w:before="40" w:after="40" w:line="250" w:lineRule="auto"/>
-        <w:jc w:val="both"/>
-        <w:rPr>
-          <w:rFonts w:asciiTheme="majorHAnsi" w:hAnsiTheme="majorHAnsi" w:cstheme="majorHAnsi"/>
-          <w:sz w:val="28"/>
-          <w:szCs w:val="28"/>
-        </w:rPr>
-      </w:pPr>
-      <w:r>
-        <w:rPr>
-          <w:rFonts w:asciiTheme="majorHAnsi" w:hAnsiTheme="majorHAnsi" w:cstheme="majorHAnsi"/>
-          <w:b/>
-          <w:bCs/>
-          <w:sz w:val="28"/>
-          <w:szCs w:val="28"/>
-        </w:rPr>
-        <w:t xml:space="preserve">3. @capacitor/network (Giám Sát Trạng Thái Mạng Phần Cứng): </w:t>
-      </w:r>
-      <w:r>
-        <w:rPr>
-          <w:rFonts w:asciiTheme="majorHAnsi" w:hAnsiTheme="majorHAnsi" w:cstheme="majorHAnsi"/>
-          <w:sz w:val="28"/>
-          <w:szCs w:val="28"/>
-        </w:rPr>
-        <w:t>Theo dõi trực tiếp phần cứng mạng (Wi-Fi, 4G/5G, Không có kết nối). Kết hợp cơ chế Active Network Probe gửi gói tin kiểm tra /api/health loại bỏ hiện tượng mạng ảo và tự động kích hoạt luồng đồng bộ tuần tự khi có kết nối trở lại.</w:t>
-      </w:r>
-    </w:p>
-    <w:p>
-      <w:pPr>
-        <w:pStyle w:val="u1"/>
-        <w:spacing w:before="240" w:after="120"/>
-        <w:rPr>
-          <w:rFonts w:asciiTheme="majorHAnsi" w:hAnsiTheme="majorHAnsi" w:cstheme="majorHAnsi"/>
-          <w:sz w:val="28"/>
-          <w:szCs w:val="28"/>
-        </w:rPr>
-      </w:pPr>
-      <w:r>
-        <w:rPr>
-          <w:rFonts w:asciiTheme="majorHAnsi" w:hAnsiTheme="majorHAnsi" w:cstheme="majorHAnsi"/>
-          <w:b/>
-          <w:bCs/>
-          <w:color w:val="0369A1"/>
-          <w:sz w:val="28"/>
-          <w:szCs w:val="28"/>
-        </w:rPr>
-        <w:t>CHUYÊN ĐỀ 5: THÔNG BÁO CỤC BỘ &amp; LƯU TRỮ CẤU HÌNH AN TOÀN</w:t>
-      </w:r>
-    </w:p>
-    <w:p>
-      <w:pPr>
-        <w:pStyle w:val="oancuaDanhsach"/>
-        <w:numPr>
-          <w:ilvl w:val="0"/>
-          <w:numId w:val="1"/>
-        </w:numPr>
-        <w:spacing w:before="40" w:after="40" w:line="250" w:lineRule="auto"/>
-        <w:jc w:val="both"/>
-        <w:rPr>
-          <w:rFonts w:asciiTheme="majorHAnsi" w:hAnsiTheme="majorHAnsi" w:cstheme="majorHAnsi"/>
-          <w:sz w:val="28"/>
-          <w:szCs w:val="28"/>
-        </w:rPr>
-      </w:pPr>
-      <w:r>
-        <w:rPr>
-          <w:rFonts w:asciiTheme="majorHAnsi" w:hAnsiTheme="majorHAnsi" w:cstheme="majorHAnsi"/>
-          <w:b/>
-          <w:bCs/>
-          <w:sz w:val="28"/>
-          <w:szCs w:val="28"/>
-        </w:rPr>
-        <w:t xml:space="preserve">1. @capacitor/local-notifications (Thông Báo Bản Địa): </w:t>
-      </w:r>
-      <w:r>
-        <w:rPr>
-          <w:rFonts w:asciiTheme="majorHAnsi" w:hAnsiTheme="majorHAnsi" w:cstheme="majorHAnsi"/>
-          <w:sz w:val="28"/>
-          <w:szCs w:val="28"/>
-        </w:rPr>
-        <w:t xml:space="preserve">Tạo kênh thông báo chuyên biệt trên Android (vku-survey-channel). Kích hoạt rung và chuông âm </w:t>
-      </w:r>
-      <w:r>
-        <w:rPr>
-          <w:rFonts w:asciiTheme="majorHAnsi" w:hAnsiTheme="majorHAnsi" w:cstheme="majorHAnsi"/>
-          <w:sz w:val="28"/>
-          <w:szCs w:val="28"/>
-        </w:rPr>
-        <w:lastRenderedPageBreak/>
-        <w:t>thanh khi cán bộ lưu biên bản ngoại tuyến thành công hoặc khi hệ thống hoàn tất đồng bộ các biên bản tồn đọng lên đám mây.</w:t>
-      </w:r>
-    </w:p>
-    <w:p>
-      <w:pPr>
-        <w:pStyle w:val="oancuaDanhsach"/>
-        <w:numPr>
-          <w:ilvl w:val="0"/>
-          <w:numId w:val="1"/>
-        </w:numPr>
-        <w:spacing w:before="40" w:after="40" w:line="250" w:lineRule="auto"/>
-        <w:jc w:val="both"/>
-        <w:rPr>
-          <w:rFonts w:asciiTheme="majorHAnsi" w:hAnsiTheme="majorHAnsi" w:cstheme="majorHAnsi"/>
-          <w:sz w:val="28"/>
-          <w:szCs w:val="28"/>
-        </w:rPr>
-      </w:pPr>
-      <w:r>
-        <w:rPr>
-          <w:rFonts w:asciiTheme="majorHAnsi" w:hAnsiTheme="majorHAnsi" w:cstheme="majorHAnsi"/>
-          <w:b/>
-          <w:bCs/>
-          <w:sz w:val="28"/>
-          <w:szCs w:val="28"/>
-        </w:rPr>
-        <w:t xml:space="preserve">2. @capacitor/preferences (Lưu Trữ Cấu Hình An Toàn): </w:t>
-      </w:r>
-      <w:r>
-        <w:rPr>
-          <w:rFonts w:asciiTheme="majorHAnsi" w:hAnsiTheme="majorHAnsi" w:cstheme="majorHAnsi"/>
-          <w:sz w:val="28"/>
-          <w:szCs w:val="28"/>
-        </w:rPr>
-        <w:t>Thay thế an toàn cho localStorage thông qua SharedPreferences trên Android. Đảm bảo phiên làm việc của cán bộ (vku_inspector_profile), tùy chọn ngôn ngữ (vku_lang) không bị hệ điều hành xóa khi dọn dẹp bộ nhớ đệm trình duyệt.</w:t>
-      </w:r>
-    </w:p>
-    <w:p>
-      <w:pPr>
-        <w:pStyle w:val="u1"/>
-        <w:spacing w:before="240" w:after="120"/>
-        <w:rPr>
-          <w:rFonts w:asciiTheme="majorHAnsi" w:hAnsiTheme="majorHAnsi" w:cstheme="majorHAnsi"/>
-          <w:sz w:val="28"/>
-          <w:szCs w:val="28"/>
-        </w:rPr>
-      </w:pPr>
-      <w:r>
-        <w:rPr>
-          <w:rFonts w:asciiTheme="majorHAnsi" w:hAnsiTheme="majorHAnsi" w:cstheme="majorHAnsi"/>
-          <w:b/>
-          <w:bCs/>
-          <w:color w:val="0369A1"/>
-          <w:sz w:val="28"/>
-          <w:szCs w:val="28"/>
-        </w:rPr>
-        <w:t>CHUYÊN ĐỀ 6: QUY TRÌNH ĐÓNG GÓI PWA THÀNH TỆP CÀI ĐẶT ANDROID APK</w:t>
-      </w:r>
-    </w:p>
-    <w:p>
-      <w:pPr>
-        <w:spacing w:before="60" w:after="60" w:line="260" w:lineRule="auto"/>
-        <w:jc w:val="both"/>
-        <w:rPr>
-          <w:rFonts w:asciiTheme="majorHAnsi" w:hAnsiTheme="majorHAnsi" w:cstheme="majorHAnsi"/>
-          <w:sz w:val="28"/>
-          <w:szCs w:val="28"/>
-        </w:rPr>
-      </w:pPr>
-      <w:r>
-        <w:rPr>
-          <w:rFonts w:asciiTheme="majorHAnsi" w:hAnsiTheme="majorHAnsi" w:cstheme="majorHAnsi"/>
-          <w:sz w:val="28"/>
-          <w:szCs w:val="28"/>
-        </w:rPr>
-        <w:t>Quy trình đóng gói từ mã nguồn TypeScript sang tệp cài đặt Android APK độc lập được thực hiện qua các bước chuẩn hóa:</w:t>
-      </w:r>
-    </w:p>
-    <w:p>
-      <w:pPr>
-        <w:pStyle w:val="oancuaDanhsach"/>
-        <w:numPr>
-          <w:ilvl w:val="0"/>
-          <w:numId w:val="1"/>
-        </w:numPr>
-        <w:spacing w:before="40" w:after="40" w:line="250" w:lineRule="auto"/>
-        <w:jc w:val="both"/>
-        <w:rPr>
-          <w:rFonts w:asciiTheme="majorHAnsi" w:hAnsiTheme="majorHAnsi" w:cstheme="majorHAnsi"/>
-          <w:sz w:val="28"/>
-          <w:szCs w:val="28"/>
-        </w:rPr>
-      </w:pPr>
-      <w:r>
-        <w:rPr>
-          <w:rFonts w:asciiTheme="majorHAnsi" w:hAnsiTheme="majorHAnsi" w:cstheme="majorHAnsi"/>
-          <w:b/>
-          <w:bCs/>
-          <w:sz w:val="28"/>
-          <w:szCs w:val="28"/>
-        </w:rPr>
-        <w:t xml:space="preserve">Bước 1: </w:t>
-      </w:r>
-      <w:r>
-        <w:rPr>
-          <w:rFonts w:asciiTheme="majorHAnsi" w:hAnsiTheme="majorHAnsi" w:cstheme="majorHAnsi"/>
-          <w:sz w:val="28"/>
-          <w:szCs w:val="28"/>
-        </w:rPr>
-        <w:t>Biên dịch gói ứng dụng Web PWA tối ưu qua lệnh: npm run build</w:t>
-      </w:r>
-    </w:p>
-    <w:p>
-      <w:pPr>
-        <w:pStyle w:val="oancuaDanhsach"/>
-        <w:numPr>
-          <w:ilvl w:val="0"/>
-          <w:numId w:val="1"/>
-        </w:numPr>
-        <w:spacing w:before="40" w:after="40" w:line="250" w:lineRule="auto"/>
-        <w:jc w:val="both"/>
-        <w:rPr>
-          <w:rFonts w:asciiTheme="majorHAnsi" w:hAnsiTheme="majorHAnsi" w:cstheme="majorHAnsi"/>
-          <w:sz w:val="28"/>
-          <w:szCs w:val="28"/>
-        </w:rPr>
-      </w:pPr>
-      <w:r>
-        <w:rPr>
-          <w:rFonts w:asciiTheme="majorHAnsi" w:hAnsiTheme="majorHAnsi" w:cstheme="majorHAnsi"/>
-          <w:b/>
-          <w:bCs/>
-          <w:sz w:val="28"/>
-          <w:szCs w:val="28"/>
-        </w:rPr>
-        <w:t xml:space="preserve">Bước 2: </w:t>
-      </w:r>
-      <w:r>
-        <w:rPr>
-          <w:rFonts w:asciiTheme="majorHAnsi" w:hAnsiTheme="majorHAnsi" w:cstheme="majorHAnsi"/>
-          <w:sz w:val="28"/>
-          <w:szCs w:val="28"/>
-        </w:rPr>
-        <w:t>Đồng bộ mã nguồn và liên kết 5 plugin vào Android: npx cap copy android &amp;&amp; npx cap sync android</w:t>
-      </w:r>
-    </w:p>
-    <w:p>
-      <w:pPr>
-        <w:pStyle w:val="oancuaDanhsach"/>
-        <w:numPr>
-          <w:ilvl w:val="0"/>
-          <w:numId w:val="1"/>
-        </w:numPr>
-        <w:spacing w:before="40" w:after="40" w:line="250" w:lineRule="auto"/>
-        <w:jc w:val="both"/>
-        <w:rPr>
-          <w:rFonts w:asciiTheme="majorHAnsi" w:hAnsiTheme="majorHAnsi" w:cstheme="majorHAnsi"/>
-          <w:sz w:val="28"/>
-          <w:szCs w:val="28"/>
-        </w:rPr>
-      </w:pPr>
-      <w:r>
-        <w:rPr>
-          <w:rFonts w:asciiTheme="majorHAnsi" w:hAnsiTheme="majorHAnsi" w:cstheme="majorHAnsi"/>
-          <w:b/>
-          <w:bCs/>
-          <w:sz w:val="28"/>
-          <w:szCs w:val="28"/>
-        </w:rPr>
-        <w:t xml:space="preserve">Bước 3: </w:t>
-      </w:r>
-      <w:r>
-        <w:rPr>
-          <w:rFonts w:asciiTheme="majorHAnsi" w:hAnsiTheme="majorHAnsi" w:cstheme="majorHAnsi"/>
-          <w:sz w:val="28"/>
-          <w:szCs w:val="28"/>
-        </w:rPr>
-        <w:t>Cấu hình quyền phần cứng trong AndroidManifest.xml (Camera, Fine Location, Post Notifications, Network State).</w:t>
-      </w:r>
-    </w:p>
-    <w:p>
-      <w:pPr>
-        <w:pStyle w:val="oancuaDanhsach"/>
-        <w:numPr>
-          <w:ilvl w:val="0"/>
-          <w:numId w:val="1"/>
-        </w:numPr>
-        <w:spacing w:before="40" w:after="40" w:line="250" w:lineRule="auto"/>
-        <w:jc w:val="both"/>
-        <w:rPr>
-          <w:rFonts w:asciiTheme="majorHAnsi" w:hAnsiTheme="majorHAnsi" w:cstheme="majorHAnsi"/>
-          <w:sz w:val="28"/>
-          <w:szCs w:val="28"/>
-        </w:rPr>
-      </w:pPr>
-      <w:r>
-        <w:rPr>
-          <w:rFonts w:asciiTheme="majorHAnsi" w:hAnsiTheme="majorHAnsi" w:cstheme="majorHAnsi"/>
-          <w:b/>
-          <w:bCs/>
-          <w:sz w:val="28"/>
-          <w:szCs w:val="28"/>
-        </w:rPr>
-        <w:t xml:space="preserve">Bước 4: </w:t>
-      </w:r>
-      <w:r>
-        <w:rPr>
-          <w:rFonts w:asciiTheme="majorHAnsi" w:hAnsiTheme="majorHAnsi" w:cstheme="majorHAnsi"/>
-          <w:sz w:val="28"/>
-          <w:szCs w:val="28"/>
-        </w:rPr>
-        <w:t>Biên dịch qua Gradle Wrapper: ./gradlew assembleDebug. Tệp APK hoàn chỉnh được xuất ra tại thư mục gốc: vku-field-survey-debug.apk (~7.4 MB).</w:t>
-      </w:r>
-    </w:p>
-    <w:p>
-      <w:pPr>
-        <w:pStyle w:val="u1"/>
-        <w:spacing w:before="240" w:after="120"/>
-        <w:rPr>
-          <w:rFonts w:asciiTheme="majorHAnsi" w:hAnsiTheme="majorHAnsi" w:cstheme="majorHAnsi"/>
-          <w:sz w:val="28"/>
-          <w:szCs w:val="28"/>
-        </w:rPr>
-      </w:pPr>
-      <w:r>
-        <w:rPr>
-          <w:rFonts w:asciiTheme="majorHAnsi" w:hAnsiTheme="majorHAnsi" w:cstheme="majorHAnsi"/>
-          <w:b/>
-          <w:bCs/>
-          <w:color w:val="0369A1"/>
-          <w:sz w:val="28"/>
-          <w:szCs w:val="28"/>
-        </w:rPr>
-        <w:t>CHUYÊN ĐỀ 7: TỔNG KẾT &amp; BẢNG KIỂM TRA BÀN GIAO MINI-PROJECT 1 (SUBMISSION CHECKLIST)</w:t>
-      </w:r>
-    </w:p>
-    <w:p>
-      <w:pPr>
-        <w:spacing w:before="60" w:after="60" w:line="260" w:lineRule="auto"/>
-        <w:rPr>
-          <w:rFonts w:asciiTheme="majorHAnsi" w:hAnsiTheme="majorHAnsi" w:cstheme="majorHAnsi"/>
-          <w:sz w:val="28"/>
-          <w:szCs w:val="28"/>
-        </w:rPr>
-      </w:pPr>
-      <w:r>
-        <w:rPr>
-          <w:rFonts w:asciiTheme="majorHAnsi" w:hAnsiTheme="majorHAnsi" w:cstheme="majorHAnsi"/>
-          <w:sz w:val="28"/>
-          <w:szCs w:val="28"/>
-        </w:rPr>
-        <w:t>Toàn bộ sản phẩm bàn giao của Mini-Project 1 đã được triển khai công khai và kiểm thử nghiêm ngặt:</w:t>
+        <w:t>2. FEATURE IMPLEMENTATION CHECKLIST</w:t>
       </w:r>
     </w:p>
     <w:tbl>
@@ -1156,13 +558,13 @@
           <w:left w:w="10" w:type="dxa"/>
           <w:right w:w="10" w:type="dxa"/>
         </w:tblCellMar>
-        <w:tblLook w:val="04A0" w:firstRow="1" w:lastRow="0" w:firstColumn="1" w:lastColumn="0" w:noHBand="0" w:noVBand="1"/>
+        <w:tblLook w:val="0000" w:firstRow="0" w:lastRow="0" w:firstColumn="0" w:lastColumn="0" w:noHBand="0" w:noVBand="0"/>
       </w:tblPr>
       <w:tblGrid>
-        <w:gridCol w:w="779"/>
+        <w:gridCol w:w="584"/>
         <w:gridCol w:w="2921"/>
-        <w:gridCol w:w="4576"/>
-        <w:gridCol w:w="1460"/>
+        <w:gridCol w:w="1558"/>
+        <w:gridCol w:w="4673"/>
       </w:tblGrid>
       <w:tr>
         <w:tblPrEx>
@@ -1176,7 +578,7 @@
         </w:trPr>
         <w:tc>
           <w:tcPr>
-            <w:tcW w:w="400" w:type="pct"/>
+            <w:tcW w:w="300" w:type="pct"/>
             <w:shd w:val="clear" w:color="auto" w:fill="0369A1"/>
             <w:tcMar>
               <w:top w:w="80" w:type="dxa"/>
@@ -1203,7 +605,7 @@
                 <w:sz w:val="28"/>
                 <w:szCs w:val="28"/>
               </w:rPr>
-              <w:t>STT</w:t>
+              <w:t>#</w:t>
             </w:r>
           </w:p>
         </w:tc>
@@ -1235,13 +637,13 @@
                 <w:sz w:val="28"/>
                 <w:szCs w:val="28"/>
               </w:rPr>
-              <w:t>Hạng Mục Bàn Giao</w:t>
-            </w:r>
-          </w:p>
-        </w:tc>
-        <w:tc>
-          <w:tcPr>
-            <w:tcW w:w="2350" w:type="pct"/>
+              <w:t>Required Feature</w:t>
+            </w:r>
+          </w:p>
+        </w:tc>
+        <w:tc>
+          <w:tcPr>
+            <w:tcW w:w="800" w:type="pct"/>
             <w:shd w:val="clear" w:color="auto" w:fill="0369A1"/>
             <w:tcMar>
               <w:top w:w="80" w:type="dxa"/>
@@ -1252,6 +654,7 @@
           </w:tcPr>
           <w:p>
             <w:pPr>
+              <w:jc w:val="center"/>
               <w:rPr>
                 <w:rFonts w:asciiTheme="majorHAnsi" w:hAnsiTheme="majorHAnsi" w:cstheme="majorHAnsi"/>
                 <w:sz w:val="28"/>
@@ -1267,13 +670,13 @@
                 <w:sz w:val="28"/>
                 <w:szCs w:val="28"/>
               </w:rPr>
-              <w:t>Đường Dẫn / Chi Tiết Minh Chứng</w:t>
-            </w:r>
-          </w:p>
-        </w:tc>
-        <w:tc>
-          <w:tcPr>
-            <w:tcW w:w="750" w:type="pct"/>
+              <w:t>Status</w:t>
+            </w:r>
+          </w:p>
+        </w:tc>
+        <w:tc>
+          <w:tcPr>
+            <w:tcW w:w="2400" w:type="pct"/>
             <w:shd w:val="clear" w:color="auto" w:fill="0369A1"/>
             <w:tcMar>
               <w:top w:w="80" w:type="dxa"/>
@@ -1284,7 +687,6 @@
           </w:tcPr>
           <w:p>
             <w:pPr>
-              <w:jc w:val="center"/>
               <w:rPr>
                 <w:rFonts w:asciiTheme="majorHAnsi" w:hAnsiTheme="majorHAnsi" w:cstheme="majorHAnsi"/>
                 <w:sz w:val="28"/>
@@ -1300,7 +702,7 @@
                 <w:sz w:val="28"/>
                 <w:szCs w:val="28"/>
               </w:rPr>
-              <w:t>Trạng Thái</w:t>
+              <w:t>Implementation Details &amp; Acceptance Level</w:t>
             </w:r>
           </w:p>
         </w:tc>
@@ -1369,7 +771,7 @@
                 <w:sz w:val="28"/>
                 <w:szCs w:val="28"/>
               </w:rPr>
-              <w:t>Bản Demo Trực Tiếp (Live Web PWA)</w:t>
+              <w:t>Responsive Mobile Viewport</w:t>
             </w:r>
           </w:p>
         </w:tc>
@@ -1385,75 +787,35 @@
           </w:tcPr>
           <w:p>
             <w:pPr>
-              <w:rPr>
-                <w:rFonts w:asciiTheme="majorHAnsi" w:hAnsiTheme="majorHAnsi" w:cstheme="majorHAnsi"/>
-                <w:b/>
-                <w:bCs/>
-                <w:color w:val="0369A1"/>
-                <w:sz w:val="28"/>
-                <w:szCs w:val="28"/>
-              </w:rPr>
-            </w:pPr>
-            <w:r>
-              <w:rPr>
-                <w:rFonts w:asciiTheme="majorHAnsi" w:hAnsiTheme="majorHAnsi" w:cstheme="majorHAnsi"/>
-                <w:b/>
-                <w:bCs/>
-                <w:color w:val="0369A1"/>
-                <w:sz w:val="28"/>
-                <w:szCs w:val="28"/>
-              </w:rPr>
-              <w:t xml:space="preserve">• Chính: </w:t>
-            </w:r>
-            <w:hyperlink r:id="rId5" w:history="1">
-              <w:r>
-                <w:rPr>
-                  <w:rStyle w:val="Siuktni"/>
-                  <w:rFonts w:asciiTheme="majorHAnsi" w:hAnsiTheme="majorHAnsi" w:cstheme="majorHAnsi"/>
-                  <w:b/>
-                  <w:bCs/>
-                  <w:sz w:val="28"/>
-                  <w:szCs w:val="28"/>
-                </w:rPr>
-                <w:t>https://vku-field-survey-capacitor.pages.dev</w:t>
-              </w:r>
-            </w:hyperlink>
-          </w:p>
-          <w:p>
-            <w:pPr>
-              <w:rPr>
-                <w:rFonts w:asciiTheme="majorHAnsi" w:hAnsiTheme="majorHAnsi" w:cstheme="majorHAnsi"/>
-                <w:b/>
-                <w:bCs/>
-                <w:color w:val="0369A1"/>
-                <w:sz w:val="28"/>
-                <w:szCs w:val="28"/>
-              </w:rPr>
-            </w:pPr>
-            <w:r>
-              <w:rPr>
-                <w:rFonts w:asciiTheme="majorHAnsi" w:hAnsiTheme="majorHAnsi" w:cstheme="majorHAnsi"/>
-                <w:b/>
-                <w:bCs/>
-                <w:color w:val="0369A1"/>
-                <w:sz w:val="28"/>
-                <w:szCs w:val="28"/>
-              </w:rPr>
-              <w:t xml:space="preserve">• Dự phòng: </w:t>
-            </w:r>
-            <w:hyperlink r:id="rId6" w:history="1">
-              <w:r>
-                <w:rPr>
-                  <w:rStyle w:val="Siuktni"/>
-                  <w:rFonts w:asciiTheme="majorHAnsi" w:hAnsiTheme="majorHAnsi" w:cstheme="majorHAnsi"/>
-                  <w:b/>
-                  <w:bCs/>
-                  <w:sz w:val="28"/>
-                  <w:szCs w:val="28"/>
-                </w:rPr>
-                <w:t>https://camle-vku-field-survey.pages.dev</w:t>
-              </w:r>
-            </w:hyperlink>
+              <w:jc w:val="center"/>
+              <w:rPr>
+                <w:rFonts w:asciiTheme="majorHAnsi" w:hAnsiTheme="majorHAnsi" w:cstheme="majorHAnsi"/>
+                <w:sz w:val="28"/>
+                <w:szCs w:val="28"/>
+              </w:rPr>
+            </w:pPr>
+            <w:r>
+              <w:rPr>
+                <w:rFonts w:ascii="Segoe UI Emoji" w:hAnsi="Segoe UI Emoji" w:cs="Segoe UI Emoji"/>
+                <w:b/>
+                <w:bCs/>
+                <w:color w:val="15803D"/>
+                <w:sz w:val="28"/>
+                <w:szCs w:val="28"/>
+              </w:rPr>
+              <w:t>✅</w:t>
+            </w:r>
+            <w:r>
+              <w:rPr>
+                <w:rFonts w:asciiTheme="majorHAnsi" w:hAnsiTheme="majorHAnsi" w:cstheme="majorHAnsi"/>
+                <w:b/>
+                <w:bCs/>
+                <w:color w:val="15803D"/>
+                <w:sz w:val="28"/>
+                <w:szCs w:val="28"/>
+              </w:rPr>
+              <w:t xml:space="preserve"> Complete</w:t>
+            </w:r>
           </w:p>
         </w:tc>
         <w:tc>
@@ -1468,34 +830,20 @@
           </w:tcPr>
           <w:p>
             <w:pPr>
-              <w:jc w:val="center"/>
-              <w:rPr>
-                <w:rFonts w:asciiTheme="majorHAnsi" w:hAnsiTheme="majorHAnsi" w:cstheme="majorHAnsi"/>
-                <w:sz w:val="28"/>
-                <w:szCs w:val="28"/>
-              </w:rPr>
-            </w:pPr>
-            <w:r>
-              <w:rPr>
-                <w:rFonts w:ascii="Segoe UI Emoji" w:hAnsi="Segoe UI Emoji" w:cs="Segoe UI Emoji"/>
-                <w:b/>
-                <w:bCs/>
-                <w:color w:val="15803D"/>
-                <w:sz w:val="28"/>
-                <w:szCs w:val="28"/>
-              </w:rPr>
-              <w:t>✅</w:t>
-            </w:r>
-            <w:r>
-              <w:rPr>
-                <w:rFonts w:asciiTheme="majorHAnsi" w:hAnsiTheme="majorHAnsi" w:cstheme="majorHAnsi"/>
-                <w:b/>
-                <w:bCs/>
-                <w:color w:val="15803D"/>
-                <w:sz w:val="28"/>
-                <w:szCs w:val="28"/>
-              </w:rPr>
-              <w:t xml:space="preserve"> Đã Duyệt</w:t>
+              <w:jc w:val="both"/>
+              <w:rPr>
+                <w:rFonts w:asciiTheme="majorHAnsi" w:hAnsiTheme="majorHAnsi" w:cstheme="majorHAnsi"/>
+                <w:sz w:val="28"/>
+                <w:szCs w:val="28"/>
+              </w:rPr>
+            </w:pPr>
+            <w:r>
+              <w:rPr>
+                <w:rFonts w:asciiTheme="majorHAnsi" w:hAnsiTheme="majorHAnsi" w:cstheme="majorHAnsi"/>
+                <w:sz w:val="28"/>
+                <w:szCs w:val="28"/>
+              </w:rPr>
+              <w:t>Giao diện Mobile-First, tương thích notch/tai thỏ qua safe-area insets. Thanh điều hướng 3 tab chân trang. Chuyển đổi song ngữ tức thì (Tiếng Việt / English).</w:t>
             </w:r>
           </w:p>
         </w:tc>
@@ -1564,7 +912,7 @@
                 <w:sz w:val="28"/>
                 <w:szCs w:val="28"/>
               </w:rPr>
-              <w:t>Máy Chủ Đám Mây (Cloudflare Edge API)</w:t>
+              <w:t>Local Offline Persistence</w:t>
             </w:r>
           </w:p>
         </w:tc>
@@ -1580,28 +928,35 @@
           </w:tcPr>
           <w:p>
             <w:pPr>
-              <w:rPr>
-                <w:rFonts w:asciiTheme="majorHAnsi" w:hAnsiTheme="majorHAnsi" w:cstheme="majorHAnsi"/>
-                <w:b/>
-                <w:bCs/>
-                <w:color w:val="0369A1"/>
-                <w:sz w:val="28"/>
-                <w:szCs w:val="28"/>
-              </w:rPr>
-            </w:pPr>
-            <w:hyperlink r:id="rId7" w:history="1">
-              <w:r>
-                <w:rPr>
-                  <w:rStyle w:val="Siuktni"/>
-                  <w:rFonts w:asciiTheme="majorHAnsi" w:hAnsiTheme="majorHAnsi" w:cstheme="majorHAnsi"/>
-                  <w:b/>
-                  <w:bCs/>
-                  <w:sz w:val="28"/>
-                  <w:szCs w:val="28"/>
-                </w:rPr>
-                <w:t>https://vku-field-survey-capacitor.lecam.workers.dev</w:t>
-              </w:r>
-            </w:hyperlink>
+              <w:jc w:val="center"/>
+              <w:rPr>
+                <w:rFonts w:asciiTheme="majorHAnsi" w:hAnsiTheme="majorHAnsi" w:cstheme="majorHAnsi"/>
+                <w:sz w:val="28"/>
+                <w:szCs w:val="28"/>
+              </w:rPr>
+            </w:pPr>
+            <w:r>
+              <w:rPr>
+                <w:rFonts w:ascii="Segoe UI Emoji" w:hAnsi="Segoe UI Emoji" w:cs="Segoe UI Emoji"/>
+                <w:b/>
+                <w:bCs/>
+                <w:color w:val="15803D"/>
+                <w:sz w:val="28"/>
+                <w:szCs w:val="28"/>
+              </w:rPr>
+              <w:t>✅</w:t>
+            </w:r>
+            <w:r>
+              <w:rPr>
+                <w:rFonts w:asciiTheme="majorHAnsi" w:hAnsiTheme="majorHAnsi" w:cstheme="majorHAnsi"/>
+                <w:b/>
+                <w:bCs/>
+                <w:color w:val="15803D"/>
+                <w:sz w:val="28"/>
+                <w:szCs w:val="28"/>
+              </w:rPr>
+              <w:t xml:space="preserve"> Complete</w:t>
+            </w:r>
           </w:p>
         </w:tc>
         <w:tc>
@@ -1616,34 +971,20 @@
           </w:tcPr>
           <w:p>
             <w:pPr>
-              <w:jc w:val="center"/>
-              <w:rPr>
-                <w:rFonts w:asciiTheme="majorHAnsi" w:hAnsiTheme="majorHAnsi" w:cstheme="majorHAnsi"/>
-                <w:sz w:val="28"/>
-                <w:szCs w:val="28"/>
-              </w:rPr>
-            </w:pPr>
-            <w:r>
-              <w:rPr>
-                <w:rFonts w:ascii="Segoe UI Emoji" w:hAnsi="Segoe UI Emoji" w:cs="Segoe UI Emoji"/>
-                <w:b/>
-                <w:bCs/>
-                <w:color w:val="15803D"/>
-                <w:sz w:val="28"/>
-                <w:szCs w:val="28"/>
-              </w:rPr>
-              <w:t>✅</w:t>
-            </w:r>
-            <w:r>
-              <w:rPr>
-                <w:rFonts w:asciiTheme="majorHAnsi" w:hAnsiTheme="majorHAnsi" w:cstheme="majorHAnsi"/>
-                <w:b/>
-                <w:bCs/>
-                <w:color w:val="15803D"/>
-                <w:sz w:val="28"/>
-                <w:szCs w:val="28"/>
-              </w:rPr>
-              <w:t xml:space="preserve"> Đã Duyệt</w:t>
+              <w:jc w:val="both"/>
+              <w:rPr>
+                <w:rFonts w:asciiTheme="majorHAnsi" w:hAnsiTheme="majorHAnsi" w:cstheme="majorHAnsi"/>
+                <w:sz w:val="28"/>
+                <w:szCs w:val="28"/>
+              </w:rPr>
+            </w:pPr>
+            <w:r>
+              <w:rPr>
+                <w:rFonts w:asciiTheme="majorHAnsi" w:hAnsiTheme="majorHAnsi" w:cstheme="majorHAnsi"/>
+                <w:sz w:val="28"/>
+                <w:szCs w:val="28"/>
+              </w:rPr>
+              <w:t>Sử dụng Dexie.js (IndexedDB) quản lý 2 bảng surveys và syncQueue. Khởi động và ghi nhận 100% không cần mạng (&lt;30ms). Lưu ảnh binary Blob an toàn.</w:t>
             </w:r>
           </w:p>
         </w:tc>
@@ -1712,7 +1053,7 @@
                 <w:sz w:val="28"/>
                 <w:szCs w:val="28"/>
               </w:rPr>
-              <w:t>Kho Mã Nguồn (GitHub Repository)</w:t>
+              <w:t>Automatic Background Sync</w:t>
             </w:r>
           </w:p>
         </w:tc>
@@ -1728,28 +1069,35 @@
           </w:tcPr>
           <w:p>
             <w:pPr>
-              <w:rPr>
-                <w:rFonts w:asciiTheme="majorHAnsi" w:hAnsiTheme="majorHAnsi" w:cstheme="majorHAnsi"/>
-                <w:b/>
-                <w:bCs/>
-                <w:color w:val="0369A1"/>
-                <w:sz w:val="28"/>
-                <w:szCs w:val="28"/>
-              </w:rPr>
-            </w:pPr>
-            <w:hyperlink r:id="rId8" w:history="1">
-              <w:r>
-                <w:rPr>
-                  <w:rStyle w:val="Siuktni"/>
-                  <w:rFonts w:asciiTheme="majorHAnsi" w:hAnsiTheme="majorHAnsi" w:cstheme="majorHAnsi"/>
-                  <w:b/>
-                  <w:bCs/>
-                  <w:sz w:val="28"/>
-                  <w:szCs w:val="28"/>
-                </w:rPr>
-                <w:t>https://github.com/CAMLC25/vku-field-survey-capacitor</w:t>
-              </w:r>
-            </w:hyperlink>
+              <w:jc w:val="center"/>
+              <w:rPr>
+                <w:rFonts w:asciiTheme="majorHAnsi" w:hAnsiTheme="majorHAnsi" w:cstheme="majorHAnsi"/>
+                <w:sz w:val="28"/>
+                <w:szCs w:val="28"/>
+              </w:rPr>
+            </w:pPr>
+            <w:r>
+              <w:rPr>
+                <w:rFonts w:ascii="Segoe UI Emoji" w:hAnsi="Segoe UI Emoji" w:cs="Segoe UI Emoji"/>
+                <w:b/>
+                <w:bCs/>
+                <w:color w:val="15803D"/>
+                <w:sz w:val="28"/>
+                <w:szCs w:val="28"/>
+              </w:rPr>
+              <w:t>✅</w:t>
+            </w:r>
+            <w:r>
+              <w:rPr>
+                <w:rFonts w:asciiTheme="majorHAnsi" w:hAnsiTheme="majorHAnsi" w:cstheme="majorHAnsi"/>
+                <w:b/>
+                <w:bCs/>
+                <w:color w:val="15803D"/>
+                <w:sz w:val="28"/>
+                <w:szCs w:val="28"/>
+              </w:rPr>
+              <w:t xml:space="preserve"> Complete</w:t>
+            </w:r>
           </w:p>
         </w:tc>
         <w:tc>
@@ -1764,34 +1112,20 @@
           </w:tcPr>
           <w:p>
             <w:pPr>
-              <w:jc w:val="center"/>
-              <w:rPr>
-                <w:rFonts w:asciiTheme="majorHAnsi" w:hAnsiTheme="majorHAnsi" w:cstheme="majorHAnsi"/>
-                <w:sz w:val="28"/>
-                <w:szCs w:val="28"/>
-              </w:rPr>
-            </w:pPr>
-            <w:r>
-              <w:rPr>
-                <w:rFonts w:ascii="Segoe UI Emoji" w:hAnsi="Segoe UI Emoji" w:cs="Segoe UI Emoji"/>
-                <w:b/>
-                <w:bCs/>
-                <w:color w:val="15803D"/>
-                <w:sz w:val="28"/>
-                <w:szCs w:val="28"/>
-              </w:rPr>
-              <w:t>✅</w:t>
-            </w:r>
-            <w:r>
-              <w:rPr>
-                <w:rFonts w:asciiTheme="majorHAnsi" w:hAnsiTheme="majorHAnsi" w:cstheme="majorHAnsi"/>
-                <w:b/>
-                <w:bCs/>
-                <w:color w:val="15803D"/>
-                <w:sz w:val="28"/>
-                <w:szCs w:val="28"/>
-              </w:rPr>
-              <w:t xml:space="preserve"> Đã Duyệt</w:t>
+              <w:jc w:val="both"/>
+              <w:rPr>
+                <w:rFonts w:asciiTheme="majorHAnsi" w:hAnsiTheme="majorHAnsi" w:cstheme="majorHAnsi"/>
+                <w:sz w:val="28"/>
+                <w:szCs w:val="28"/>
+              </w:rPr>
+            </w:pPr>
+            <w:r>
+              <w:rPr>
+                <w:rFonts w:asciiTheme="majorHAnsi" w:hAnsiTheme="majorHAnsi" w:cstheme="majorHAnsi"/>
+                <w:sz w:val="28"/>
+                <w:szCs w:val="28"/>
+              </w:rPr>
+              <w:t>Tích hợp Background Sync API (sync-surveys) kết hợp @capacitor/network và sự kiện online. Đẩy tuần tự từng biên bản kèm độ trễ 300ms chống nghẽn mạng.</w:t>
             </w:r>
           </w:p>
         </w:tc>
@@ -1830,6 +1164,7 @@
                 <w:sz w:val="28"/>
                 <w:szCs w:val="28"/>
               </w:rPr>
+              <w:lastRenderedPageBreak/>
               <w:t>4</w:t>
             </w:r>
           </w:p>
@@ -1860,7 +1195,7 @@
                 <w:sz w:val="28"/>
                 <w:szCs w:val="28"/>
               </w:rPr>
-              <w:t>Tệp Cài Đặt Android APK</w:t>
+              <w:t>Hardware: Native Camera</w:t>
             </w:r>
           </w:p>
         </w:tc>
@@ -1876,21 +1211,34 @@
           </w:tcPr>
           <w:p>
             <w:pPr>
-              <w:rPr>
-                <w:rFonts w:asciiTheme="majorHAnsi" w:hAnsiTheme="majorHAnsi" w:cstheme="majorHAnsi"/>
-                <w:sz w:val="28"/>
-                <w:szCs w:val="28"/>
-              </w:rPr>
-            </w:pPr>
-            <w:r>
-              <w:rPr>
-                <w:rFonts w:asciiTheme="majorHAnsi" w:hAnsiTheme="majorHAnsi" w:cstheme="majorHAnsi"/>
-                <w:b/>
-                <w:bCs/>
-                <w:sz w:val="28"/>
-                <w:szCs w:val="28"/>
-              </w:rPr>
-              <w:t>vku-field-survey-debug.apk (7.4 MB — Biên dịch Gradle)</w:t>
+              <w:jc w:val="center"/>
+              <w:rPr>
+                <w:rFonts w:asciiTheme="majorHAnsi" w:hAnsiTheme="majorHAnsi" w:cstheme="majorHAnsi"/>
+                <w:sz w:val="28"/>
+                <w:szCs w:val="28"/>
+              </w:rPr>
+            </w:pPr>
+            <w:r>
+              <w:rPr>
+                <w:rFonts w:ascii="Segoe UI Emoji" w:hAnsi="Segoe UI Emoji" w:cs="Segoe UI Emoji"/>
+                <w:b/>
+                <w:bCs/>
+                <w:color w:val="15803D"/>
+                <w:sz w:val="28"/>
+                <w:szCs w:val="28"/>
+              </w:rPr>
+              <w:t>✅</w:t>
+            </w:r>
+            <w:r>
+              <w:rPr>
+                <w:rFonts w:asciiTheme="majorHAnsi" w:hAnsiTheme="majorHAnsi" w:cstheme="majorHAnsi"/>
+                <w:b/>
+                <w:bCs/>
+                <w:color w:val="15803D"/>
+                <w:sz w:val="28"/>
+                <w:szCs w:val="28"/>
+              </w:rPr>
+              <w:t xml:space="preserve"> Complete</w:t>
             </w:r>
           </w:p>
         </w:tc>
@@ -1906,34 +1254,20 @@
           </w:tcPr>
           <w:p>
             <w:pPr>
-              <w:jc w:val="center"/>
-              <w:rPr>
-                <w:rFonts w:asciiTheme="majorHAnsi" w:hAnsiTheme="majorHAnsi" w:cstheme="majorHAnsi"/>
-                <w:sz w:val="28"/>
-                <w:szCs w:val="28"/>
-              </w:rPr>
-            </w:pPr>
-            <w:r>
-              <w:rPr>
-                <w:rFonts w:ascii="Segoe UI Emoji" w:hAnsi="Segoe UI Emoji" w:cs="Segoe UI Emoji"/>
-                <w:b/>
-                <w:bCs/>
-                <w:color w:val="15803D"/>
-                <w:sz w:val="28"/>
-                <w:szCs w:val="28"/>
-              </w:rPr>
-              <w:t>✅</w:t>
-            </w:r>
-            <w:r>
-              <w:rPr>
-                <w:rFonts w:asciiTheme="majorHAnsi" w:hAnsiTheme="majorHAnsi" w:cstheme="majorHAnsi"/>
-                <w:b/>
-                <w:bCs/>
-                <w:color w:val="15803D"/>
-                <w:sz w:val="28"/>
-                <w:szCs w:val="28"/>
-              </w:rPr>
-              <w:t xml:space="preserve"> Đã Duyệt</w:t>
+              <w:jc w:val="both"/>
+              <w:rPr>
+                <w:rFonts w:asciiTheme="majorHAnsi" w:hAnsiTheme="majorHAnsi" w:cstheme="majorHAnsi"/>
+                <w:sz w:val="28"/>
+                <w:szCs w:val="28"/>
+              </w:rPr>
+            </w:pPr>
+            <w:r>
+              <w:rPr>
+                <w:rFonts w:asciiTheme="majorHAnsi" w:hAnsiTheme="majorHAnsi" w:cstheme="majorHAnsi"/>
+                <w:sz w:val="28"/>
+                <w:szCs w:val="28"/>
+              </w:rPr>
+              <w:t>Tích hợp @capacitor/camera chụp ảnh &amp; chọn thư viện. Nén tự động qua HTML5 Canvas xuống 1280px (~180KB JPEG), tiết kiệm 90% bộ nhớ. Có Lightbox phóng to.</w:t>
             </w:r>
           </w:p>
         </w:tc>
@@ -2002,7 +1336,7 @@
                 <w:sz w:val="28"/>
                 <w:szCs w:val="28"/>
               </w:rPr>
-              <w:t>Báo Cáo Kỹ Thuật Đa Định Dạng</w:t>
+              <w:t>Hardware: GPS Geolocation</w:t>
             </w:r>
           </w:p>
         </w:tc>
@@ -2018,54 +1352,34 @@
           </w:tcPr>
           <w:p>
             <w:pPr>
-              <w:rPr>
-                <w:rFonts w:asciiTheme="majorHAnsi" w:hAnsiTheme="majorHAnsi" w:cstheme="majorHAnsi"/>
-                <w:sz w:val="28"/>
-                <w:szCs w:val="28"/>
-              </w:rPr>
-            </w:pPr>
-            <w:r>
-              <w:rPr>
-                <w:rFonts w:asciiTheme="majorHAnsi" w:hAnsiTheme="majorHAnsi" w:cstheme="majorHAnsi"/>
-                <w:sz w:val="28"/>
-                <w:szCs w:val="28"/>
-              </w:rPr>
-              <w:t xml:space="preserve">• Microsoft Word: TECHNICAL_REPORT.docx </w:t>
-            </w:r>
-          </w:p>
-          <w:p>
-            <w:pPr>
-              <w:rPr>
-                <w:rFonts w:asciiTheme="majorHAnsi" w:hAnsiTheme="majorHAnsi" w:cstheme="majorHAnsi"/>
-                <w:sz w:val="28"/>
-                <w:szCs w:val="28"/>
-              </w:rPr>
-            </w:pPr>
-            <w:r>
-              <w:rPr>
-                <w:rFonts w:asciiTheme="majorHAnsi" w:hAnsiTheme="majorHAnsi" w:cstheme="majorHAnsi"/>
-                <w:sz w:val="28"/>
-                <w:szCs w:val="28"/>
-              </w:rPr>
-              <w:t xml:space="preserve">• Adobe PDF: TECHNICAL_REPORT.pdf </w:t>
-            </w:r>
-          </w:p>
-          <w:p>
-            <w:pPr>
-              <w:rPr>
-                <w:rFonts w:asciiTheme="majorHAnsi" w:hAnsiTheme="majorHAnsi" w:cstheme="majorHAnsi"/>
-                <w:sz w:val="28"/>
-                <w:szCs w:val="28"/>
-              </w:rPr>
-            </w:pPr>
-            <w:r>
-              <w:rPr>
-                <w:rFonts w:asciiTheme="majorHAnsi" w:hAnsiTheme="majorHAnsi" w:cstheme="majorHAnsi"/>
-                <w:sz w:val="28"/>
-                <w:szCs w:val="28"/>
-              </w:rPr>
-              <w:lastRenderedPageBreak/>
-              <w:t>• GitHub Markdown: TECHNICAL_REPORT.md</w:t>
+              <w:jc w:val="center"/>
+              <w:rPr>
+                <w:rFonts w:asciiTheme="majorHAnsi" w:hAnsiTheme="majorHAnsi" w:cstheme="majorHAnsi"/>
+                <w:sz w:val="28"/>
+                <w:szCs w:val="28"/>
+              </w:rPr>
+            </w:pPr>
+            <w:r>
+              <w:rPr>
+                <w:rFonts w:ascii="Segoe UI Emoji" w:hAnsi="Segoe UI Emoji" w:cs="Segoe UI Emoji"/>
+                <w:b/>
+                <w:bCs/>
+                <w:color w:val="15803D"/>
+                <w:sz w:val="28"/>
+                <w:szCs w:val="28"/>
+              </w:rPr>
+              <w:t>✅</w:t>
+            </w:r>
+            <w:r>
+              <w:rPr>
+                <w:rFonts w:asciiTheme="majorHAnsi" w:hAnsiTheme="majorHAnsi" w:cstheme="majorHAnsi"/>
+                <w:b/>
+                <w:bCs/>
+                <w:color w:val="15803D"/>
+                <w:sz w:val="28"/>
+                <w:szCs w:val="28"/>
+              </w:rPr>
+              <w:t xml:space="preserve"> Complete</w:t>
             </w:r>
           </w:p>
         </w:tc>
@@ -2081,6 +1395,43 @@
           </w:tcPr>
           <w:p>
             <w:pPr>
+              <w:jc w:val="both"/>
+              <w:rPr>
+                <w:rFonts w:asciiTheme="majorHAnsi" w:hAnsiTheme="majorHAnsi" w:cstheme="majorHAnsi"/>
+                <w:sz w:val="28"/>
+                <w:szCs w:val="28"/>
+              </w:rPr>
+            </w:pPr>
+            <w:r>
+              <w:rPr>
+                <w:rFonts w:asciiTheme="majorHAnsi" w:hAnsiTheme="majorHAnsi" w:cstheme="majorHAnsi"/>
+                <w:sz w:val="28"/>
+                <w:szCs w:val="28"/>
+              </w:rPr>
+              <w:t>Tích hợp @capacitor/geolocation. Thu thập tọa độ GPS thực tế, ánh xạ ra địa chỉ khuôn viên VKU (Khu V, K, A, B) và nút bấm 1-chạm mở Google Maps.</w:t>
+            </w:r>
+          </w:p>
+        </w:tc>
+      </w:tr>
+      <w:tr>
+        <w:tblPrEx>
+          <w:tblCellMar>
+            <w:top w:w="0" w:type="dxa"/>
+            <w:bottom w:w="0" w:type="dxa"/>
+          </w:tblCellMar>
+        </w:tblPrEx>
+        <w:tc>
+          <w:tcPr>
+            <w:tcW w:w="0" w:type="auto"/>
+            <w:tcMar>
+              <w:top w:w="60" w:type="dxa"/>
+              <w:left w:w="60" w:type="dxa"/>
+              <w:bottom w:w="60" w:type="dxa"/>
+              <w:right w:w="60" w:type="dxa"/>
+            </w:tcMar>
+          </w:tcPr>
+          <w:p>
+            <w:pPr>
               <w:jc w:val="center"/>
               <w:rPr>
                 <w:rFonts w:asciiTheme="majorHAnsi" w:hAnsiTheme="majorHAnsi" w:cstheme="majorHAnsi"/>
@@ -2090,6 +1441,67 @@
             </w:pPr>
             <w:r>
               <w:rPr>
+                <w:rFonts w:asciiTheme="majorHAnsi" w:hAnsiTheme="majorHAnsi" w:cstheme="majorHAnsi"/>
+                <w:b/>
+                <w:bCs/>
+                <w:sz w:val="28"/>
+                <w:szCs w:val="28"/>
+              </w:rPr>
+              <w:t>6</w:t>
+            </w:r>
+          </w:p>
+        </w:tc>
+        <w:tc>
+          <w:tcPr>
+            <w:tcW w:w="0" w:type="auto"/>
+            <w:tcMar>
+              <w:top w:w="60" w:type="dxa"/>
+              <w:left w:w="60" w:type="dxa"/>
+              <w:bottom w:w="60" w:type="dxa"/>
+              <w:right w:w="60" w:type="dxa"/>
+            </w:tcMar>
+          </w:tcPr>
+          <w:p>
+            <w:pPr>
+              <w:rPr>
+                <w:rFonts w:asciiTheme="majorHAnsi" w:hAnsiTheme="majorHAnsi" w:cstheme="majorHAnsi"/>
+                <w:sz w:val="28"/>
+                <w:szCs w:val="28"/>
+              </w:rPr>
+            </w:pPr>
+            <w:r>
+              <w:rPr>
+                <w:rFonts w:asciiTheme="majorHAnsi" w:hAnsiTheme="majorHAnsi" w:cstheme="majorHAnsi"/>
+                <w:b/>
+                <w:bCs/>
+                <w:sz w:val="28"/>
+                <w:szCs w:val="28"/>
+              </w:rPr>
+              <w:t>Hardware: Network Monitor</w:t>
+            </w:r>
+          </w:p>
+        </w:tc>
+        <w:tc>
+          <w:tcPr>
+            <w:tcW w:w="0" w:type="auto"/>
+            <w:tcMar>
+              <w:top w:w="60" w:type="dxa"/>
+              <w:left w:w="60" w:type="dxa"/>
+              <w:bottom w:w="60" w:type="dxa"/>
+              <w:right w:w="60" w:type="dxa"/>
+            </w:tcMar>
+          </w:tcPr>
+          <w:p>
+            <w:pPr>
+              <w:jc w:val="center"/>
+              <w:rPr>
+                <w:rFonts w:asciiTheme="majorHAnsi" w:hAnsiTheme="majorHAnsi" w:cstheme="majorHAnsi"/>
+                <w:sz w:val="28"/>
+                <w:szCs w:val="28"/>
+              </w:rPr>
+            </w:pPr>
+            <w:r>
+              <w:rPr>
                 <w:rFonts w:ascii="Segoe UI Emoji" w:hAnsi="Segoe UI Emoji" w:cs="Segoe UI Emoji"/>
                 <w:b/>
                 <w:bCs/>
@@ -2097,7 +1509,6 @@
                 <w:sz w:val="28"/>
                 <w:szCs w:val="28"/>
               </w:rPr>
-              <w:lastRenderedPageBreak/>
               <w:t>✅</w:t>
             </w:r>
             <w:r>
@@ -2109,7 +1520,600 @@
                 <w:sz w:val="28"/>
                 <w:szCs w:val="28"/>
               </w:rPr>
-              <w:t xml:space="preserve"> Đã Duyệt</w:t>
+              <w:t xml:space="preserve"> Complete</w:t>
+            </w:r>
+          </w:p>
+        </w:tc>
+        <w:tc>
+          <w:tcPr>
+            <w:tcW w:w="0" w:type="auto"/>
+            <w:tcMar>
+              <w:top w:w="60" w:type="dxa"/>
+              <w:left w:w="60" w:type="dxa"/>
+              <w:bottom w:w="60" w:type="dxa"/>
+              <w:right w:w="60" w:type="dxa"/>
+            </w:tcMar>
+          </w:tcPr>
+          <w:p>
+            <w:pPr>
+              <w:jc w:val="both"/>
+              <w:rPr>
+                <w:rFonts w:asciiTheme="majorHAnsi" w:hAnsiTheme="majorHAnsi" w:cstheme="majorHAnsi"/>
+                <w:sz w:val="28"/>
+                <w:szCs w:val="28"/>
+              </w:rPr>
+            </w:pPr>
+            <w:r>
+              <w:rPr>
+                <w:rFonts w:asciiTheme="majorHAnsi" w:hAnsiTheme="majorHAnsi" w:cstheme="majorHAnsi"/>
+                <w:sz w:val="28"/>
+                <w:szCs w:val="28"/>
+              </w:rPr>
+              <w:t>Tích hợp @capacitor/network giám sát phần cứng mạng kết hợp Active Ping Probe /api/health loại bỏ hiện tượng báo mạng ảo (false-positive).</w:t>
+            </w:r>
+          </w:p>
+        </w:tc>
+      </w:tr>
+      <w:tr>
+        <w:tblPrEx>
+          <w:tblCellMar>
+            <w:top w:w="0" w:type="dxa"/>
+            <w:bottom w:w="0" w:type="dxa"/>
+          </w:tblCellMar>
+        </w:tblPrEx>
+        <w:tc>
+          <w:tcPr>
+            <w:tcW w:w="0" w:type="auto"/>
+            <w:tcMar>
+              <w:top w:w="60" w:type="dxa"/>
+              <w:left w:w="60" w:type="dxa"/>
+              <w:bottom w:w="60" w:type="dxa"/>
+              <w:right w:w="60" w:type="dxa"/>
+            </w:tcMar>
+          </w:tcPr>
+          <w:p>
+            <w:pPr>
+              <w:jc w:val="center"/>
+              <w:rPr>
+                <w:rFonts w:asciiTheme="majorHAnsi" w:hAnsiTheme="majorHAnsi" w:cstheme="majorHAnsi"/>
+                <w:sz w:val="28"/>
+                <w:szCs w:val="28"/>
+              </w:rPr>
+            </w:pPr>
+            <w:r>
+              <w:rPr>
+                <w:rFonts w:asciiTheme="majorHAnsi" w:hAnsiTheme="majorHAnsi" w:cstheme="majorHAnsi"/>
+                <w:b/>
+                <w:bCs/>
+                <w:sz w:val="28"/>
+                <w:szCs w:val="28"/>
+              </w:rPr>
+              <w:t>7</w:t>
+            </w:r>
+          </w:p>
+        </w:tc>
+        <w:tc>
+          <w:tcPr>
+            <w:tcW w:w="0" w:type="auto"/>
+            <w:tcMar>
+              <w:top w:w="60" w:type="dxa"/>
+              <w:left w:w="60" w:type="dxa"/>
+              <w:bottom w:w="60" w:type="dxa"/>
+              <w:right w:w="60" w:type="dxa"/>
+            </w:tcMar>
+          </w:tcPr>
+          <w:p>
+            <w:pPr>
+              <w:rPr>
+                <w:rFonts w:asciiTheme="majorHAnsi" w:hAnsiTheme="majorHAnsi" w:cstheme="majorHAnsi"/>
+                <w:sz w:val="28"/>
+                <w:szCs w:val="28"/>
+              </w:rPr>
+            </w:pPr>
+            <w:r>
+              <w:rPr>
+                <w:rFonts w:asciiTheme="majorHAnsi" w:hAnsiTheme="majorHAnsi" w:cstheme="majorHAnsi"/>
+                <w:b/>
+                <w:bCs/>
+                <w:sz w:val="28"/>
+                <w:szCs w:val="28"/>
+              </w:rPr>
+              <w:t>Notifications &amp; Storage</w:t>
+            </w:r>
+          </w:p>
+        </w:tc>
+        <w:tc>
+          <w:tcPr>
+            <w:tcW w:w="0" w:type="auto"/>
+            <w:tcMar>
+              <w:top w:w="60" w:type="dxa"/>
+              <w:left w:w="60" w:type="dxa"/>
+              <w:bottom w:w="60" w:type="dxa"/>
+              <w:right w:w="60" w:type="dxa"/>
+            </w:tcMar>
+          </w:tcPr>
+          <w:p>
+            <w:pPr>
+              <w:jc w:val="center"/>
+              <w:rPr>
+                <w:rFonts w:asciiTheme="majorHAnsi" w:hAnsiTheme="majorHAnsi" w:cstheme="majorHAnsi"/>
+                <w:sz w:val="28"/>
+                <w:szCs w:val="28"/>
+              </w:rPr>
+            </w:pPr>
+            <w:r>
+              <w:rPr>
+                <w:rFonts w:ascii="Segoe UI Emoji" w:hAnsi="Segoe UI Emoji" w:cs="Segoe UI Emoji"/>
+                <w:b/>
+                <w:bCs/>
+                <w:color w:val="15803D"/>
+                <w:sz w:val="28"/>
+                <w:szCs w:val="28"/>
+              </w:rPr>
+              <w:t>✅</w:t>
+            </w:r>
+            <w:r>
+              <w:rPr>
+                <w:rFonts w:asciiTheme="majorHAnsi" w:hAnsiTheme="majorHAnsi" w:cstheme="majorHAnsi"/>
+                <w:b/>
+                <w:bCs/>
+                <w:color w:val="15803D"/>
+                <w:sz w:val="28"/>
+                <w:szCs w:val="28"/>
+              </w:rPr>
+              <w:t xml:space="preserve"> Complete</w:t>
+            </w:r>
+          </w:p>
+        </w:tc>
+        <w:tc>
+          <w:tcPr>
+            <w:tcW w:w="0" w:type="auto"/>
+            <w:tcMar>
+              <w:top w:w="60" w:type="dxa"/>
+              <w:left w:w="60" w:type="dxa"/>
+              <w:bottom w:w="60" w:type="dxa"/>
+              <w:right w:w="60" w:type="dxa"/>
+            </w:tcMar>
+          </w:tcPr>
+          <w:p>
+            <w:pPr>
+              <w:jc w:val="both"/>
+              <w:rPr>
+                <w:rFonts w:asciiTheme="majorHAnsi" w:hAnsiTheme="majorHAnsi" w:cstheme="majorHAnsi"/>
+                <w:sz w:val="28"/>
+                <w:szCs w:val="28"/>
+              </w:rPr>
+            </w:pPr>
+            <w:r>
+              <w:rPr>
+                <w:rFonts w:asciiTheme="majorHAnsi" w:hAnsiTheme="majorHAnsi" w:cstheme="majorHAnsi"/>
+                <w:sz w:val="28"/>
+                <w:szCs w:val="28"/>
+              </w:rPr>
+              <w:t>Tích hợp @capacitor/local-notifications (kênh Android vku-survey-channel phát rung/chuông) và @capacitor/preferences (SharedPreferences) bảo vệ phiên làm việc.</w:t>
+            </w:r>
+          </w:p>
+        </w:tc>
+      </w:tr>
+      <w:tr>
+        <w:tblPrEx>
+          <w:tblCellMar>
+            <w:top w:w="0" w:type="dxa"/>
+            <w:bottom w:w="0" w:type="dxa"/>
+          </w:tblCellMar>
+        </w:tblPrEx>
+        <w:tc>
+          <w:tcPr>
+            <w:tcW w:w="0" w:type="auto"/>
+            <w:tcMar>
+              <w:top w:w="60" w:type="dxa"/>
+              <w:left w:w="60" w:type="dxa"/>
+              <w:bottom w:w="60" w:type="dxa"/>
+              <w:right w:w="60" w:type="dxa"/>
+            </w:tcMar>
+          </w:tcPr>
+          <w:p>
+            <w:pPr>
+              <w:jc w:val="center"/>
+              <w:rPr>
+                <w:rFonts w:asciiTheme="majorHAnsi" w:hAnsiTheme="majorHAnsi" w:cstheme="majorHAnsi"/>
+                <w:sz w:val="28"/>
+                <w:szCs w:val="28"/>
+              </w:rPr>
+            </w:pPr>
+            <w:r>
+              <w:rPr>
+                <w:rFonts w:asciiTheme="majorHAnsi" w:hAnsiTheme="majorHAnsi" w:cstheme="majorHAnsi"/>
+                <w:b/>
+                <w:bCs/>
+                <w:sz w:val="28"/>
+                <w:szCs w:val="28"/>
+              </w:rPr>
+              <w:t>8</w:t>
+            </w:r>
+          </w:p>
+        </w:tc>
+        <w:tc>
+          <w:tcPr>
+            <w:tcW w:w="0" w:type="auto"/>
+            <w:tcMar>
+              <w:top w:w="60" w:type="dxa"/>
+              <w:left w:w="60" w:type="dxa"/>
+              <w:bottom w:w="60" w:type="dxa"/>
+              <w:right w:w="60" w:type="dxa"/>
+            </w:tcMar>
+          </w:tcPr>
+          <w:p>
+            <w:pPr>
+              <w:rPr>
+                <w:rFonts w:asciiTheme="majorHAnsi" w:hAnsiTheme="majorHAnsi" w:cstheme="majorHAnsi"/>
+                <w:sz w:val="28"/>
+                <w:szCs w:val="28"/>
+              </w:rPr>
+            </w:pPr>
+            <w:r>
+              <w:rPr>
+                <w:rFonts w:asciiTheme="majorHAnsi" w:hAnsiTheme="majorHAnsi" w:cstheme="majorHAnsi"/>
+                <w:b/>
+                <w:bCs/>
+                <w:sz w:val="28"/>
+                <w:szCs w:val="28"/>
+              </w:rPr>
+              <w:t>Idempotency &amp; Safe Retry</w:t>
+            </w:r>
+          </w:p>
+        </w:tc>
+        <w:tc>
+          <w:tcPr>
+            <w:tcW w:w="0" w:type="auto"/>
+            <w:tcMar>
+              <w:top w:w="60" w:type="dxa"/>
+              <w:left w:w="60" w:type="dxa"/>
+              <w:bottom w:w="60" w:type="dxa"/>
+              <w:right w:w="60" w:type="dxa"/>
+            </w:tcMar>
+          </w:tcPr>
+          <w:p>
+            <w:pPr>
+              <w:jc w:val="center"/>
+              <w:rPr>
+                <w:rFonts w:asciiTheme="majorHAnsi" w:hAnsiTheme="majorHAnsi" w:cstheme="majorHAnsi"/>
+                <w:sz w:val="28"/>
+                <w:szCs w:val="28"/>
+              </w:rPr>
+            </w:pPr>
+            <w:r>
+              <w:rPr>
+                <w:rFonts w:ascii="Segoe UI Emoji" w:hAnsi="Segoe UI Emoji" w:cs="Segoe UI Emoji"/>
+                <w:b/>
+                <w:bCs/>
+                <w:color w:val="15803D"/>
+                <w:sz w:val="28"/>
+                <w:szCs w:val="28"/>
+              </w:rPr>
+              <w:t>✅</w:t>
+            </w:r>
+            <w:r>
+              <w:rPr>
+                <w:rFonts w:asciiTheme="majorHAnsi" w:hAnsiTheme="majorHAnsi" w:cstheme="majorHAnsi"/>
+                <w:b/>
+                <w:bCs/>
+                <w:color w:val="15803D"/>
+                <w:sz w:val="28"/>
+                <w:szCs w:val="28"/>
+              </w:rPr>
+              <w:t xml:space="preserve"> Complete</w:t>
+            </w:r>
+          </w:p>
+        </w:tc>
+        <w:tc>
+          <w:tcPr>
+            <w:tcW w:w="0" w:type="auto"/>
+            <w:tcMar>
+              <w:top w:w="60" w:type="dxa"/>
+              <w:left w:w="60" w:type="dxa"/>
+              <w:bottom w:w="60" w:type="dxa"/>
+              <w:right w:w="60" w:type="dxa"/>
+            </w:tcMar>
+          </w:tcPr>
+          <w:p>
+            <w:pPr>
+              <w:jc w:val="both"/>
+              <w:rPr>
+                <w:rFonts w:asciiTheme="majorHAnsi" w:hAnsiTheme="majorHAnsi" w:cstheme="majorHAnsi"/>
+                <w:sz w:val="28"/>
+                <w:szCs w:val="28"/>
+              </w:rPr>
+            </w:pPr>
+            <w:r>
+              <w:rPr>
+                <w:rFonts w:asciiTheme="majorHAnsi" w:hAnsiTheme="majorHAnsi" w:cstheme="majorHAnsi"/>
+                <w:sz w:val="28"/>
+                <w:szCs w:val="28"/>
+              </w:rPr>
+              <w:t>Client tạo mã UUIDv4 làm khóa chính duy nhất trên Cloudflare KV, bảo đảm thao tác idempotent an toàn, triệt tiêu nguy cơ nhân đôi dữ liệu khi bấm gửi lại.</w:t>
+            </w:r>
+          </w:p>
+        </w:tc>
+      </w:tr>
+      <w:tr>
+        <w:tblPrEx>
+          <w:tblCellMar>
+            <w:top w:w="0" w:type="dxa"/>
+            <w:bottom w:w="0" w:type="dxa"/>
+          </w:tblCellMar>
+        </w:tblPrEx>
+        <w:tc>
+          <w:tcPr>
+            <w:tcW w:w="0" w:type="auto"/>
+            <w:tcMar>
+              <w:top w:w="60" w:type="dxa"/>
+              <w:left w:w="60" w:type="dxa"/>
+              <w:bottom w:w="60" w:type="dxa"/>
+              <w:right w:w="60" w:type="dxa"/>
+            </w:tcMar>
+          </w:tcPr>
+          <w:p>
+            <w:pPr>
+              <w:jc w:val="center"/>
+              <w:rPr>
+                <w:rFonts w:asciiTheme="majorHAnsi" w:hAnsiTheme="majorHAnsi" w:cstheme="majorHAnsi"/>
+                <w:sz w:val="28"/>
+                <w:szCs w:val="28"/>
+              </w:rPr>
+            </w:pPr>
+            <w:r>
+              <w:rPr>
+                <w:rFonts w:asciiTheme="majorHAnsi" w:hAnsiTheme="majorHAnsi" w:cstheme="majorHAnsi"/>
+                <w:b/>
+                <w:bCs/>
+                <w:sz w:val="28"/>
+                <w:szCs w:val="28"/>
+              </w:rPr>
+              <w:t>9</w:t>
+            </w:r>
+          </w:p>
+        </w:tc>
+        <w:tc>
+          <w:tcPr>
+            <w:tcW w:w="0" w:type="auto"/>
+            <w:tcMar>
+              <w:top w:w="60" w:type="dxa"/>
+              <w:left w:w="60" w:type="dxa"/>
+              <w:bottom w:w="60" w:type="dxa"/>
+              <w:right w:w="60" w:type="dxa"/>
+            </w:tcMar>
+          </w:tcPr>
+          <w:p>
+            <w:pPr>
+              <w:rPr>
+                <w:rFonts w:asciiTheme="majorHAnsi" w:hAnsiTheme="majorHAnsi" w:cstheme="majorHAnsi"/>
+                <w:sz w:val="28"/>
+                <w:szCs w:val="28"/>
+              </w:rPr>
+            </w:pPr>
+            <w:r>
+              <w:rPr>
+                <w:rFonts w:asciiTheme="majorHAnsi" w:hAnsiTheme="majorHAnsi" w:cstheme="majorHAnsi"/>
+                <w:b/>
+                <w:bCs/>
+                <w:sz w:val="28"/>
+                <w:szCs w:val="28"/>
+              </w:rPr>
+              <w:t>Role-Based Access Control</w:t>
+            </w:r>
+          </w:p>
+        </w:tc>
+        <w:tc>
+          <w:tcPr>
+            <w:tcW w:w="0" w:type="auto"/>
+            <w:tcMar>
+              <w:top w:w="60" w:type="dxa"/>
+              <w:left w:w="60" w:type="dxa"/>
+              <w:bottom w:w="60" w:type="dxa"/>
+              <w:right w:w="60" w:type="dxa"/>
+            </w:tcMar>
+          </w:tcPr>
+          <w:p>
+            <w:pPr>
+              <w:jc w:val="center"/>
+              <w:rPr>
+                <w:rFonts w:asciiTheme="majorHAnsi" w:hAnsiTheme="majorHAnsi" w:cstheme="majorHAnsi"/>
+                <w:sz w:val="28"/>
+                <w:szCs w:val="28"/>
+              </w:rPr>
+            </w:pPr>
+            <w:r>
+              <w:rPr>
+                <w:rFonts w:ascii="Segoe UI Emoji" w:hAnsi="Segoe UI Emoji" w:cs="Segoe UI Emoji"/>
+                <w:b/>
+                <w:bCs/>
+                <w:color w:val="15803D"/>
+                <w:sz w:val="28"/>
+                <w:szCs w:val="28"/>
+              </w:rPr>
+              <w:t>✅</w:t>
+            </w:r>
+            <w:r>
+              <w:rPr>
+                <w:rFonts w:asciiTheme="majorHAnsi" w:hAnsiTheme="majorHAnsi" w:cstheme="majorHAnsi"/>
+                <w:b/>
+                <w:bCs/>
+                <w:color w:val="15803D"/>
+                <w:sz w:val="28"/>
+                <w:szCs w:val="28"/>
+              </w:rPr>
+              <w:t xml:space="preserve"> Complete</w:t>
+            </w:r>
+          </w:p>
+        </w:tc>
+        <w:tc>
+          <w:tcPr>
+            <w:tcW w:w="0" w:type="auto"/>
+            <w:tcMar>
+              <w:top w:w="60" w:type="dxa"/>
+              <w:left w:w="60" w:type="dxa"/>
+              <w:bottom w:w="60" w:type="dxa"/>
+              <w:right w:w="60" w:type="dxa"/>
+            </w:tcMar>
+          </w:tcPr>
+          <w:p>
+            <w:pPr>
+              <w:jc w:val="both"/>
+              <w:rPr>
+                <w:rFonts w:asciiTheme="majorHAnsi" w:hAnsiTheme="majorHAnsi" w:cstheme="majorHAnsi"/>
+                <w:sz w:val="28"/>
+                <w:szCs w:val="28"/>
+              </w:rPr>
+            </w:pPr>
+            <w:r>
+              <w:rPr>
+                <w:rFonts w:asciiTheme="majorHAnsi" w:hAnsiTheme="majorHAnsi" w:cstheme="majorHAnsi"/>
+                <w:sz w:val="28"/>
+                <w:szCs w:val="28"/>
+              </w:rPr>
+              <w:t>Cán bộ khảo sát chỉ xem và xóa bản nháp của chính mình (createdByEmail). Admin toàn quyền giám sát dữ liệu toàn trường, quản trị người dùng và xuất CSV UTF-8.</w:t>
+            </w:r>
+          </w:p>
+        </w:tc>
+      </w:tr>
+      <w:tr>
+        <w:tblPrEx>
+          <w:tblCellMar>
+            <w:top w:w="0" w:type="dxa"/>
+            <w:bottom w:w="0" w:type="dxa"/>
+          </w:tblCellMar>
+        </w:tblPrEx>
+        <w:tc>
+          <w:tcPr>
+            <w:tcW w:w="0" w:type="auto"/>
+            <w:tcMar>
+              <w:top w:w="60" w:type="dxa"/>
+              <w:left w:w="60" w:type="dxa"/>
+              <w:bottom w:w="60" w:type="dxa"/>
+              <w:right w:w="60" w:type="dxa"/>
+            </w:tcMar>
+          </w:tcPr>
+          <w:p>
+            <w:pPr>
+              <w:jc w:val="center"/>
+              <w:rPr>
+                <w:rFonts w:asciiTheme="majorHAnsi" w:hAnsiTheme="majorHAnsi" w:cstheme="majorHAnsi"/>
+                <w:sz w:val="28"/>
+                <w:szCs w:val="28"/>
+              </w:rPr>
+            </w:pPr>
+            <w:r>
+              <w:rPr>
+                <w:rFonts w:asciiTheme="majorHAnsi" w:hAnsiTheme="majorHAnsi" w:cstheme="majorHAnsi"/>
+                <w:b/>
+                <w:bCs/>
+                <w:sz w:val="28"/>
+                <w:szCs w:val="28"/>
+              </w:rPr>
+              <w:t>10</w:t>
+            </w:r>
+          </w:p>
+        </w:tc>
+        <w:tc>
+          <w:tcPr>
+            <w:tcW w:w="0" w:type="auto"/>
+            <w:tcMar>
+              <w:top w:w="60" w:type="dxa"/>
+              <w:left w:w="60" w:type="dxa"/>
+              <w:bottom w:w="60" w:type="dxa"/>
+              <w:right w:w="60" w:type="dxa"/>
+            </w:tcMar>
+          </w:tcPr>
+          <w:p>
+            <w:pPr>
+              <w:rPr>
+                <w:rFonts w:asciiTheme="majorHAnsi" w:hAnsiTheme="majorHAnsi" w:cstheme="majorHAnsi"/>
+                <w:sz w:val="28"/>
+                <w:szCs w:val="28"/>
+              </w:rPr>
+            </w:pPr>
+            <w:r>
+              <w:rPr>
+                <w:rFonts w:asciiTheme="majorHAnsi" w:hAnsiTheme="majorHAnsi" w:cstheme="majorHAnsi"/>
+                <w:b/>
+                <w:bCs/>
+                <w:sz w:val="28"/>
+                <w:szCs w:val="28"/>
+              </w:rPr>
+              <w:t>Packaging Native Android APK</w:t>
+            </w:r>
+          </w:p>
+        </w:tc>
+        <w:tc>
+          <w:tcPr>
+            <w:tcW w:w="0" w:type="auto"/>
+            <w:tcMar>
+              <w:top w:w="60" w:type="dxa"/>
+              <w:left w:w="60" w:type="dxa"/>
+              <w:bottom w:w="60" w:type="dxa"/>
+              <w:right w:w="60" w:type="dxa"/>
+            </w:tcMar>
+          </w:tcPr>
+          <w:p>
+            <w:pPr>
+              <w:jc w:val="center"/>
+              <w:rPr>
+                <w:rFonts w:asciiTheme="majorHAnsi" w:hAnsiTheme="majorHAnsi" w:cstheme="majorHAnsi"/>
+                <w:sz w:val="28"/>
+                <w:szCs w:val="28"/>
+              </w:rPr>
+            </w:pPr>
+            <w:r>
+              <w:rPr>
+                <w:rFonts w:ascii="Segoe UI Emoji" w:hAnsi="Segoe UI Emoji" w:cs="Segoe UI Emoji"/>
+                <w:b/>
+                <w:bCs/>
+                <w:color w:val="15803D"/>
+                <w:sz w:val="28"/>
+                <w:szCs w:val="28"/>
+              </w:rPr>
+              <w:t>✅</w:t>
+            </w:r>
+            <w:r>
+              <w:rPr>
+                <w:rFonts w:asciiTheme="majorHAnsi" w:hAnsiTheme="majorHAnsi" w:cstheme="majorHAnsi"/>
+                <w:b/>
+                <w:bCs/>
+                <w:color w:val="15803D"/>
+                <w:sz w:val="28"/>
+                <w:szCs w:val="28"/>
+              </w:rPr>
+              <w:t xml:space="preserve"> Complete</w:t>
+            </w:r>
+          </w:p>
+        </w:tc>
+        <w:tc>
+          <w:tcPr>
+            <w:tcW w:w="0" w:type="auto"/>
+            <w:tcMar>
+              <w:top w:w="60" w:type="dxa"/>
+              <w:left w:w="60" w:type="dxa"/>
+              <w:bottom w:w="60" w:type="dxa"/>
+              <w:right w:w="60" w:type="dxa"/>
+            </w:tcMar>
+          </w:tcPr>
+          <w:p>
+            <w:pPr>
+              <w:jc w:val="both"/>
+              <w:rPr>
+                <w:rFonts w:asciiTheme="majorHAnsi" w:hAnsiTheme="majorHAnsi" w:cstheme="majorHAnsi"/>
+                <w:sz w:val="28"/>
+                <w:szCs w:val="28"/>
+              </w:rPr>
+            </w:pPr>
+            <w:r>
+              <w:rPr>
+                <w:rFonts w:asciiTheme="majorHAnsi" w:hAnsiTheme="majorHAnsi" w:cstheme="majorHAnsi"/>
+                <w:sz w:val="28"/>
+                <w:szCs w:val="28"/>
+              </w:rPr>
+              <w:t>Đóng gói Capacitor 7, cấu hình AndroidManifest.xml và biên dịch thành công file APK vku-field-survey-debug.apk (~7.4 MB) qua Gradle Wrapper.</w:t>
             </w:r>
           </w:p>
         </w:tc>
@@ -2117,36 +2121,1184 @@
     </w:tbl>
     <w:p>
       <w:pPr>
-        <w:spacing w:before="180" w:after="60"/>
-        <w:rPr>
-          <w:rFonts w:asciiTheme="majorHAnsi" w:hAnsiTheme="majorHAnsi" w:cstheme="majorHAnsi"/>
-          <w:sz w:val="28"/>
-          <w:szCs w:val="28"/>
-        </w:rPr>
-      </w:pPr>
+        <w:pStyle w:val="u1"/>
+        <w:spacing w:before="240" w:after="120"/>
+        <w:rPr>
+          <w:rFonts w:asciiTheme="majorHAnsi" w:hAnsiTheme="majorHAnsi" w:cstheme="majorHAnsi"/>
+          <w:sz w:val="28"/>
+          <w:szCs w:val="28"/>
+        </w:rPr>
+      </w:pPr>
+      <w:r>
+        <w:rPr>
+          <w:rFonts w:asciiTheme="majorHAnsi" w:hAnsiTheme="majorHAnsi" w:cstheme="majorHAnsi"/>
+          <w:b/>
+          <w:bCs/>
+          <w:color w:val="0369A1"/>
+          <w:sz w:val="28"/>
+          <w:szCs w:val="28"/>
+        </w:rPr>
+        <w:t>3. TECHNICAL ARCHITECTURE &amp; PROJECT STRUCTURE</w:t>
+      </w:r>
     </w:p>
     <w:p>
       <w:pPr>
         <w:spacing w:before="60" w:after="60" w:line="260" w:lineRule="auto"/>
-        <w:jc w:val="right"/>
-        <w:rPr>
-          <w:rFonts w:asciiTheme="majorHAnsi" w:hAnsiTheme="majorHAnsi" w:cstheme="majorHAnsi"/>
-          <w:i/>
-          <w:iCs/>
-          <w:sz w:val="28"/>
-          <w:szCs w:val="28"/>
-        </w:rPr>
-      </w:pPr>
-      <w:r>
-        <w:rPr>
-          <w:rFonts w:asciiTheme="majorHAnsi" w:hAnsiTheme="majorHAnsi" w:cstheme="majorHAnsi"/>
-          <w:i/>
-          <w:iCs/>
-          <w:sz w:val="28"/>
-          <w:szCs w:val="28"/>
-        </w:rPr>
-        <w:t>Đà Nẵng, Ngày 21 Tháng 09 Năm 2026</w:t>
-      </w:r>
+        <w:rPr>
+          <w:rFonts w:asciiTheme="majorHAnsi" w:hAnsiTheme="majorHAnsi" w:cstheme="majorHAnsi"/>
+          <w:sz w:val="28"/>
+          <w:szCs w:val="28"/>
+        </w:rPr>
+      </w:pPr>
+      <w:r>
+        <w:rPr>
+          <w:rFonts w:asciiTheme="majorHAnsi" w:hAnsiTheme="majorHAnsi" w:cstheme="majorHAnsi"/>
+          <w:b/>
+          <w:bCs/>
+          <w:sz w:val="28"/>
+          <w:szCs w:val="28"/>
+        </w:rPr>
+        <w:t>3.1. Cấu Trúc Thư Mục Dự Án (Directory Structure):</w:t>
+      </w:r>
+    </w:p>
+    <w:p>
+      <w:pPr>
+        <w:jc w:val="center"/>
+        <w:rPr>
+          <w:rFonts w:asciiTheme="majorHAnsi" w:hAnsiTheme="majorHAnsi" w:cstheme="majorHAnsi"/>
+          <w:sz w:val="28"/>
+          <w:szCs w:val="28"/>
+        </w:rPr>
+      </w:pPr>
+      <w:r>
+        <w:rPr>
+          <w:rFonts w:asciiTheme="majorHAnsi" w:hAnsiTheme="majorHAnsi" w:cstheme="majorHAnsi"/>
+          <w:sz w:val="28"/>
+          <w:szCs w:val="28"/>
+        </w:rPr>
+        <w:lastRenderedPageBreak/>
+        <w:drawing>
+          <wp:inline distT="0" distB="0" distL="0" distR="0" wp14:anchorId="3D838EC1" wp14:editId="28D92097">
+            <wp:extent cx="4419600" cy="2101344"/>
+            <wp:effectExtent l="0" t="0" r="0" b="0"/>
+            <wp:docPr id="1813875767" name="Hình ảnh 1"/>
+            <wp:cNvGraphicFramePr>
+              <a:graphicFrameLocks xmlns:a="http://schemas.openxmlformats.org/drawingml/2006/main" noChangeAspect="1"/>
+            </wp:cNvGraphicFramePr>
+            <a:graphic xmlns:a="http://schemas.openxmlformats.org/drawingml/2006/main">
+              <a:graphicData uri="http://schemas.openxmlformats.org/drawingml/2006/picture">
+                <pic:pic xmlns:pic="http://schemas.openxmlformats.org/drawingml/2006/picture">
+                  <pic:nvPicPr>
+                    <pic:cNvPr id="1813875767" name=""/>
+                    <pic:cNvPicPr/>
+                  </pic:nvPicPr>
+                  <pic:blipFill>
+                    <a:blip r:embed="rId5"/>
+                    <a:stretch>
+                      <a:fillRect/>
+                    </a:stretch>
+                  </pic:blipFill>
+                  <pic:spPr>
+                    <a:xfrm>
+                      <a:off x="0" y="0"/>
+                      <a:ext cx="4435621" cy="2108961"/>
+                    </a:xfrm>
+                    <a:prstGeom prst="rect">
+                      <a:avLst/>
+                    </a:prstGeom>
+                  </pic:spPr>
+                </pic:pic>
+              </a:graphicData>
+            </a:graphic>
+          </wp:inline>
+        </w:drawing>
+      </w:r>
+    </w:p>
+    <w:p>
+      <w:pPr>
+        <w:spacing w:before="60" w:after="60" w:line="260" w:lineRule="auto"/>
+        <w:rPr>
+          <w:rFonts w:asciiTheme="majorHAnsi" w:hAnsiTheme="majorHAnsi" w:cstheme="majorHAnsi"/>
+          <w:sz w:val="28"/>
+          <w:szCs w:val="28"/>
+        </w:rPr>
+      </w:pPr>
+      <w:r>
+        <w:rPr>
+          <w:rFonts w:asciiTheme="majorHAnsi" w:hAnsiTheme="majorHAnsi" w:cstheme="majorHAnsi"/>
+          <w:b/>
+          <w:bCs/>
+          <w:sz w:val="28"/>
+          <w:szCs w:val="28"/>
+        </w:rPr>
+        <w:t>3.2. Luồng Quản Lý Trạng Thái (State Management Flow):</w:t>
+      </w:r>
+    </w:p>
+    <w:p>
+      <w:pPr>
+        <w:pStyle w:val="oancuaDanhsach"/>
+        <w:numPr>
+          <w:ilvl w:val="0"/>
+          <w:numId w:val="1"/>
+        </w:numPr>
+        <w:spacing w:before="40" w:after="40" w:line="250" w:lineRule="auto"/>
+        <w:jc w:val="both"/>
+        <w:rPr>
+          <w:rFonts w:asciiTheme="majorHAnsi" w:hAnsiTheme="majorHAnsi" w:cstheme="majorHAnsi"/>
+          <w:sz w:val="28"/>
+          <w:szCs w:val="28"/>
+        </w:rPr>
+      </w:pPr>
+      <w:r>
+        <w:rPr>
+          <w:rFonts w:asciiTheme="majorHAnsi" w:hAnsiTheme="majorHAnsi" w:cstheme="majorHAnsi"/>
+          <w:b/>
+          <w:bCs/>
+          <w:sz w:val="28"/>
+          <w:szCs w:val="28"/>
+        </w:rPr>
+        <w:t xml:space="preserve">Tầng Giao Diện (UI Layer): </w:t>
+      </w:r>
+      <w:r>
+        <w:rPr>
+          <w:rFonts w:asciiTheme="majorHAnsi" w:hAnsiTheme="majorHAnsi" w:cstheme="majorHAnsi"/>
+          <w:sz w:val="28"/>
+          <w:szCs w:val="28"/>
+        </w:rPr>
+        <w:t>Sử dụng React 18 kết hợp Tailwind CSS. Tận dụng hook useLiveQuery từ Dexie để giao diện tự động cập nhật theo thời gian thực (reactive UI) mỗi khi dữ liệu trong IndexedDB thay đổi mà không cần tải lại trang.</w:t>
+      </w:r>
+    </w:p>
+    <w:p>
+      <w:pPr>
+        <w:pStyle w:val="oancuaDanhsach"/>
+        <w:numPr>
+          <w:ilvl w:val="0"/>
+          <w:numId w:val="1"/>
+        </w:numPr>
+        <w:spacing w:before="40" w:after="40" w:line="250" w:lineRule="auto"/>
+        <w:jc w:val="both"/>
+        <w:rPr>
+          <w:rFonts w:asciiTheme="majorHAnsi" w:hAnsiTheme="majorHAnsi" w:cstheme="majorHAnsi"/>
+          <w:sz w:val="28"/>
+          <w:szCs w:val="28"/>
+        </w:rPr>
+      </w:pPr>
+      <w:r>
+        <w:rPr>
+          <w:rFonts w:asciiTheme="majorHAnsi" w:hAnsiTheme="majorHAnsi" w:cstheme="majorHAnsi"/>
+          <w:b/>
+          <w:bCs/>
+          <w:sz w:val="28"/>
+          <w:szCs w:val="28"/>
+        </w:rPr>
+        <w:t xml:space="preserve">Tầng Lưu Trữ Ngoại Tuyến (Offline Storage Layer): </w:t>
+      </w:r>
+      <w:r>
+        <w:rPr>
+          <w:rFonts w:asciiTheme="majorHAnsi" w:hAnsiTheme="majorHAnsi" w:cstheme="majorHAnsi"/>
+          <w:sz w:val="28"/>
+          <w:szCs w:val="28"/>
+        </w:rPr>
+        <w:t>Dexie IndexedDB đóng vai trò nguồn chân lý duy nhất (Single Source of Truth) tại thiết bị. Khi lập biên bản, dữ liệu lưu ngay vào bảng surveys với trạng thái PENDING_SYNC và khóa UUIDv4 nạp vào hàng đợi syncQueue.</w:t>
+      </w:r>
+    </w:p>
+    <w:p>
+      <w:pPr>
+        <w:pStyle w:val="oancuaDanhsach"/>
+        <w:numPr>
+          <w:ilvl w:val="0"/>
+          <w:numId w:val="1"/>
+        </w:numPr>
+        <w:spacing w:before="40" w:after="40" w:line="250" w:lineRule="auto"/>
+        <w:jc w:val="both"/>
+        <w:rPr>
+          <w:rFonts w:asciiTheme="majorHAnsi" w:hAnsiTheme="majorHAnsi" w:cstheme="majorHAnsi"/>
+          <w:sz w:val="28"/>
+          <w:szCs w:val="28"/>
+        </w:rPr>
+      </w:pPr>
+      <w:r>
+        <w:rPr>
+          <w:rFonts w:asciiTheme="majorHAnsi" w:hAnsiTheme="majorHAnsi" w:cstheme="majorHAnsi"/>
+          <w:b/>
+          <w:bCs/>
+          <w:sz w:val="28"/>
+          <w:szCs w:val="28"/>
+        </w:rPr>
+        <w:t xml:space="preserve">Tầng Đám Mây (Cloud Edge Layer): </w:t>
+      </w:r>
+      <w:r>
+        <w:rPr>
+          <w:rFonts w:asciiTheme="majorHAnsi" w:hAnsiTheme="majorHAnsi" w:cstheme="majorHAnsi"/>
+          <w:sz w:val="28"/>
+          <w:szCs w:val="28"/>
+        </w:rPr>
+        <w:t>Cloudflare Workers tiếp nhận các gói tin POST qua REST API, lưu trữ phân tán trên Cloudflare KV. Hỗ trợ đồng bộ hai chiều (pullSurveysFromCloud) bảo toàn dữ liệu khi chuyển thiết bị.</w:t>
+      </w:r>
+    </w:p>
+    <w:p>
+      <w:pPr>
+        <w:spacing w:before="60" w:after="60" w:line="260" w:lineRule="auto"/>
+        <w:jc w:val="both"/>
+        <w:rPr>
+          <w:rFonts w:asciiTheme="majorHAnsi" w:hAnsiTheme="majorHAnsi" w:cstheme="majorHAnsi"/>
+          <w:sz w:val="28"/>
+          <w:szCs w:val="28"/>
+        </w:rPr>
+      </w:pPr>
+      <w:r>
+        <w:rPr>
+          <w:rFonts w:asciiTheme="majorHAnsi" w:hAnsiTheme="majorHAnsi" w:cstheme="majorHAnsi"/>
+          <w:b/>
+          <w:bCs/>
+          <w:sz w:val="28"/>
+          <w:szCs w:val="28"/>
+        </w:rPr>
+        <w:t>3.3. Chiến Lược Xử Lý Ngoại Lệ &amp; Khả Năng Chịu Lỗi (Exception Handling):</w:t>
+      </w:r>
+    </w:p>
+    <w:p>
+      <w:pPr>
+        <w:pStyle w:val="oancuaDanhsach"/>
+        <w:numPr>
+          <w:ilvl w:val="0"/>
+          <w:numId w:val="1"/>
+        </w:numPr>
+        <w:spacing w:before="40" w:after="40" w:line="250" w:lineRule="auto"/>
+        <w:jc w:val="both"/>
+        <w:rPr>
+          <w:rFonts w:asciiTheme="majorHAnsi" w:hAnsiTheme="majorHAnsi" w:cstheme="majorHAnsi"/>
+          <w:sz w:val="28"/>
+          <w:szCs w:val="28"/>
+        </w:rPr>
+      </w:pPr>
+      <w:r>
+        <w:rPr>
+          <w:rFonts w:asciiTheme="majorHAnsi" w:hAnsiTheme="majorHAnsi" w:cstheme="majorHAnsi"/>
+          <w:b/>
+          <w:bCs/>
+          <w:sz w:val="28"/>
+          <w:szCs w:val="28"/>
+        </w:rPr>
+        <w:t xml:space="preserve">Khắc phục lỗi treo Service Worker: </w:t>
+      </w:r>
+      <w:r>
+        <w:rPr>
+          <w:rFonts w:asciiTheme="majorHAnsi" w:hAnsiTheme="majorHAnsi" w:cstheme="majorHAnsi"/>
+          <w:sz w:val="28"/>
+          <w:szCs w:val="28"/>
+        </w:rPr>
+        <w:t>Bọc lệnh đăng ký Background Sync bằng Promise.race với Timeout 1.000ms, đảm bảo việc ghi nhận IndexedDB luôn hoàn tất tức thì (&lt;30ms) ngay cả khi mất mạng sâu.</w:t>
+      </w:r>
+    </w:p>
+    <w:p>
+      <w:pPr>
+        <w:pStyle w:val="oancuaDanhsach"/>
+        <w:numPr>
+          <w:ilvl w:val="0"/>
+          <w:numId w:val="1"/>
+        </w:numPr>
+        <w:spacing w:before="40" w:after="40" w:line="250" w:lineRule="auto"/>
+        <w:jc w:val="both"/>
+        <w:rPr>
+          <w:rFonts w:asciiTheme="majorHAnsi" w:hAnsiTheme="majorHAnsi" w:cstheme="majorHAnsi"/>
+          <w:sz w:val="28"/>
+          <w:szCs w:val="28"/>
+        </w:rPr>
+      </w:pPr>
+      <w:r>
+        <w:rPr>
+          <w:rFonts w:asciiTheme="majorHAnsi" w:hAnsiTheme="majorHAnsi" w:cstheme="majorHAnsi"/>
+          <w:b/>
+          <w:bCs/>
+          <w:sz w:val="28"/>
+          <w:szCs w:val="28"/>
+        </w:rPr>
+        <w:t xml:space="preserve">Chống báo mạng ảo (Active Network Probing): </w:t>
+      </w:r>
+      <w:r>
+        <w:rPr>
+          <w:rFonts w:asciiTheme="majorHAnsi" w:hAnsiTheme="majorHAnsi" w:cstheme="majorHAnsi"/>
+          <w:sz w:val="28"/>
+          <w:szCs w:val="28"/>
+        </w:rPr>
+        <w:t>Triển khai hàm checkServerHealth() gửi gói tin kiểm tra /api/health kèm timestamp chống cache, chỉ cho phép đồng bộ khi máy chủ thực sự phản hồi HTTP 200.</w:t>
+      </w:r>
+    </w:p>
+    <w:p>
+      <w:pPr>
+        <w:pStyle w:val="oancuaDanhsach"/>
+        <w:numPr>
+          <w:ilvl w:val="0"/>
+          <w:numId w:val="1"/>
+        </w:numPr>
+        <w:spacing w:before="40" w:after="40" w:line="250" w:lineRule="auto"/>
+        <w:jc w:val="both"/>
+        <w:rPr>
+          <w:rFonts w:asciiTheme="majorHAnsi" w:hAnsiTheme="majorHAnsi" w:cstheme="majorHAnsi"/>
+          <w:sz w:val="28"/>
+          <w:szCs w:val="28"/>
+        </w:rPr>
+      </w:pPr>
+      <w:r>
+        <w:rPr>
+          <w:rFonts w:asciiTheme="majorHAnsi" w:hAnsiTheme="majorHAnsi" w:cstheme="majorHAnsi"/>
+          <w:b/>
+          <w:bCs/>
+          <w:sz w:val="28"/>
+          <w:szCs w:val="28"/>
+        </w:rPr>
+        <w:t xml:space="preserve">Dự phòng định vị an toàn: </w:t>
+      </w:r>
+      <w:r>
+        <w:rPr>
+          <w:rFonts w:asciiTheme="majorHAnsi" w:hAnsiTheme="majorHAnsi" w:cstheme="majorHAnsi"/>
+          <w:sz w:val="28"/>
+          <w:szCs w:val="28"/>
+        </w:rPr>
+        <w:t>Khi không có tín hiệu vệ tinh GPS, hàm resolveSurveyCoordinates() tự động ánh xạ vị trí chuẩn xác dựa trên mã tòa nhà (Khu V, K, A, B) kèm địa chỉ trường VKU để hồ sơ khảo sát luôn toàn vẹn.</w:t>
+      </w:r>
+    </w:p>
+    <w:p>
+      <w:pPr>
+        <w:pStyle w:val="u1"/>
+        <w:spacing w:before="240" w:after="120"/>
+        <w:rPr>
+          <w:rFonts w:asciiTheme="majorHAnsi" w:hAnsiTheme="majorHAnsi" w:cstheme="majorHAnsi"/>
+          <w:sz w:val="28"/>
+          <w:szCs w:val="28"/>
+        </w:rPr>
+      </w:pPr>
+      <w:r>
+        <w:rPr>
+          <w:rFonts w:asciiTheme="majorHAnsi" w:hAnsiTheme="majorHAnsi" w:cstheme="majorHAnsi"/>
+          <w:b/>
+          <w:bCs/>
+          <w:color w:val="0369A1"/>
+          <w:sz w:val="28"/>
+          <w:szCs w:val="28"/>
+        </w:rPr>
+        <w:t>4. EMPIRICAL EVIDENCE &amp; SCREENSHOTS</w:t>
+      </w:r>
+    </w:p>
+    <w:p>
+      <w:pPr>
+        <w:spacing w:before="60" w:after="60" w:line="260" w:lineRule="auto"/>
+        <w:jc w:val="both"/>
+        <w:rPr>
+          <w:rFonts w:asciiTheme="majorHAnsi" w:hAnsiTheme="majorHAnsi" w:cstheme="majorHAnsi"/>
+          <w:sz w:val="28"/>
+          <w:szCs w:val="28"/>
+        </w:rPr>
+      </w:pPr>
+      <w:r>
+        <w:rPr>
+          <w:rFonts w:asciiTheme="majorHAnsi" w:hAnsiTheme="majorHAnsi" w:cstheme="majorHAnsi"/>
+          <w:b/>
+          <w:bCs/>
+          <w:sz w:val="28"/>
+          <w:szCs w:val="28"/>
+        </w:rPr>
+        <w:t>4.1. Minh Chứng 1: Màn Hình Khởi Động &amp; Giám Sát Kết Nối Thời Gian Thực</w:t>
+      </w:r>
+    </w:p>
+    <w:p>
+      <w:pPr>
+        <w:spacing w:before="60" w:after="60" w:line="260" w:lineRule="auto"/>
+        <w:jc w:val="both"/>
+        <w:rPr>
+          <w:rFonts w:asciiTheme="majorHAnsi" w:hAnsiTheme="majorHAnsi" w:cstheme="majorHAnsi"/>
+          <w:sz w:val="28"/>
+          <w:szCs w:val="28"/>
+        </w:rPr>
+      </w:pPr>
+      <w:r>
+        <w:rPr>
+          <w:rFonts w:asciiTheme="majorHAnsi" w:hAnsiTheme="majorHAnsi" w:cstheme="majorHAnsi"/>
+          <w:sz w:val="28"/>
+          <w:szCs w:val="28"/>
+        </w:rPr>
+        <w:t>Màn hình Tổng quan Điều hành (KPI Home) thống kê số lượng biên bản theo 4 khu tòa nhà VKU, tỷ lệ thiết bị đạt chuẩn và danh sách sự cố cần xử lý. Huy hiệu trạng thái mạng hiển thị động: TRỰC TUYẾN (ONLINE) màu xanh lá khi có mạng hoặc NGOẠI TUYẾN (OFFLINE) màu hổ phách khi mất mạng. (Sử dụng @capacitor/network, ActivePingProbe).</w:t>
+      </w:r>
+    </w:p>
+    <w:p>
+      <w:pPr>
+        <w:keepNext/>
+        <w:spacing w:before="60" w:after="60" w:line="260" w:lineRule="auto"/>
+        <w:jc w:val="center"/>
+      </w:pPr>
+      <w:r>
+        <w:rPr>
+          <w:rFonts w:asciiTheme="majorHAnsi" w:hAnsiTheme="majorHAnsi" w:cstheme="majorHAnsi"/>
+          <w:sz w:val="28"/>
+          <w:szCs w:val="28"/>
+        </w:rPr>
+        <w:lastRenderedPageBreak/>
+        <w:drawing>
+          <wp:inline distT="0" distB="0" distL="0" distR="0" wp14:anchorId="7472E74A" wp14:editId="54DEACD6">
+            <wp:extent cx="2143747" cy="3238500"/>
+            <wp:effectExtent l="0" t="0" r="9525" b="0"/>
+            <wp:docPr id="1014728581" name="Hình ảnh 1"/>
+            <wp:cNvGraphicFramePr>
+              <a:graphicFrameLocks xmlns:a="http://schemas.openxmlformats.org/drawingml/2006/main" noChangeAspect="1"/>
+            </wp:cNvGraphicFramePr>
+            <a:graphic xmlns:a="http://schemas.openxmlformats.org/drawingml/2006/main">
+              <a:graphicData uri="http://schemas.openxmlformats.org/drawingml/2006/picture">
+                <pic:pic xmlns:pic="http://schemas.openxmlformats.org/drawingml/2006/picture">
+                  <pic:nvPicPr>
+                    <pic:cNvPr id="1014728581" name=""/>
+                    <pic:cNvPicPr/>
+                  </pic:nvPicPr>
+                  <pic:blipFill>
+                    <a:blip r:embed="rId6"/>
+                    <a:stretch>
+                      <a:fillRect/>
+                    </a:stretch>
+                  </pic:blipFill>
+                  <pic:spPr>
+                    <a:xfrm>
+                      <a:off x="0" y="0"/>
+                      <a:ext cx="2149722" cy="3247526"/>
+                    </a:xfrm>
+                    <a:prstGeom prst="rect">
+                      <a:avLst/>
+                    </a:prstGeom>
+                  </pic:spPr>
+                </pic:pic>
+              </a:graphicData>
+            </a:graphic>
+          </wp:inline>
+        </w:drawing>
+      </w:r>
+    </w:p>
+    <w:p>
+      <w:pPr>
+        <w:pStyle w:val="Chuthich"/>
+        <w:jc w:val="center"/>
+      </w:pPr>
+      <w:r>
+        <w:t xml:space="preserve">Hình </w:t>
+      </w:r>
+      <w:fldSimple w:instr=" SEQ Hình \* ARABIC ">
+        <w:r>
+          <w:rPr>
+            <w:noProof/>
+          </w:rPr>
+          <w:t>1</w:t>
+        </w:r>
+      </w:fldSimple>
+      <w:r>
+        <w:t xml:space="preserve"> </w:t>
+      </w:r>
+      <w:r>
+        <w:t>Màn hình Tổng quan Điều hành</w:t>
+      </w:r>
+    </w:p>
+    <w:p>
+      <w:pPr>
+        <w:spacing w:before="60" w:after="60" w:line="260" w:lineRule="auto"/>
+        <w:jc w:val="both"/>
+        <w:rPr>
+          <w:rFonts w:asciiTheme="majorHAnsi" w:hAnsiTheme="majorHAnsi" w:cstheme="majorHAnsi"/>
+          <w:sz w:val="28"/>
+          <w:szCs w:val="28"/>
+        </w:rPr>
+      </w:pPr>
+      <w:r>
+        <w:rPr>
+          <w:rFonts w:asciiTheme="majorHAnsi" w:hAnsiTheme="majorHAnsi" w:cstheme="majorHAnsi"/>
+          <w:b/>
+          <w:bCs/>
+          <w:sz w:val="28"/>
+          <w:szCs w:val="28"/>
+        </w:rPr>
+        <w:t>4.2. Minh Chứng 2: Form Lập Biên Bản Khảo Sát &amp; Thẻ Định Vị GPS Hiện Trường</w:t>
+      </w:r>
+    </w:p>
+    <w:p>
+      <w:pPr>
+        <w:spacing w:before="60" w:after="60" w:line="260" w:lineRule="auto"/>
+        <w:jc w:val="both"/>
+        <w:rPr>
+          <w:rFonts w:asciiTheme="majorHAnsi" w:hAnsiTheme="majorHAnsi" w:cstheme="majorHAnsi"/>
+          <w:sz w:val="28"/>
+          <w:szCs w:val="28"/>
+        </w:rPr>
+      </w:pPr>
+      <w:r>
+        <w:rPr>
+          <w:rFonts w:asciiTheme="majorHAnsi" w:hAnsiTheme="majorHAnsi" w:cstheme="majorHAnsi"/>
+          <w:sz w:val="28"/>
+          <w:szCs w:val="28"/>
+        </w:rPr>
+        <w:t>Giao diện cho phép chọn nhanh vị trí bằng 1 chạm: 4 Tòa nhà VKU, 5 Tầng và 10 Phòng học tiêu chuẩn. Thẻ GPS hiển thị trực tiếp tọa độ (15.97526° N, 108.25324° E ±25m) và địa chỉ hành chính cụ thể: "</w:t>
+      </w:r>
+      <w:r>
+        <w:rPr>
+          <w:rFonts w:ascii="Segoe UI Emoji" w:hAnsi="Segoe UI Emoji" w:cs="Segoe UI Emoji"/>
+          <w:sz w:val="28"/>
+          <w:szCs w:val="28"/>
+        </w:rPr>
+        <w:t>📍</w:t>
+      </w:r>
+      <w:r>
+        <w:rPr>
+          <w:rFonts w:asciiTheme="majorHAnsi" w:hAnsiTheme="majorHAnsi" w:cstheme="majorHAnsi"/>
+          <w:sz w:val="28"/>
+          <w:szCs w:val="28"/>
+        </w:rPr>
+        <w:t xml:space="preserve"> Khu V, Trường ĐH CNTT&amp;TT Việt - Hàn, 470 Trần Đại Nghĩa, Q. Ngũ Hành Sơn, TP. Đà Nẵng". (Sử dụng @capacitor/geolocation, Canvas Compressor).</w:t>
+      </w:r>
+    </w:p>
+    <w:p>
+      <w:pPr>
+        <w:keepNext/>
+        <w:spacing w:before="60" w:after="60" w:line="260" w:lineRule="auto"/>
+        <w:jc w:val="center"/>
+      </w:pPr>
+      <w:r>
+        <w:rPr>
+          <w:rFonts w:asciiTheme="majorHAnsi" w:hAnsiTheme="majorHAnsi" w:cstheme="majorHAnsi"/>
+          <w:sz w:val="28"/>
+          <w:szCs w:val="28"/>
+        </w:rPr>
+        <w:drawing>
+          <wp:inline distT="0" distB="0" distL="0" distR="0" wp14:anchorId="1514C489" wp14:editId="0EAC5E3F">
+            <wp:extent cx="2185302" cy="3667334"/>
+            <wp:effectExtent l="0" t="0" r="5715" b="0"/>
+            <wp:docPr id="554228190" name="Hình ảnh 1"/>
+            <wp:cNvGraphicFramePr>
+              <a:graphicFrameLocks xmlns:a="http://schemas.openxmlformats.org/drawingml/2006/main" noChangeAspect="1"/>
+            </wp:cNvGraphicFramePr>
+            <a:graphic xmlns:a="http://schemas.openxmlformats.org/drawingml/2006/main">
+              <a:graphicData uri="http://schemas.openxmlformats.org/drawingml/2006/picture">
+                <pic:pic xmlns:pic="http://schemas.openxmlformats.org/drawingml/2006/picture">
+                  <pic:nvPicPr>
+                    <pic:cNvPr id="554228190" name=""/>
+                    <pic:cNvPicPr/>
+                  </pic:nvPicPr>
+                  <pic:blipFill>
+                    <a:blip r:embed="rId7"/>
+                    <a:stretch>
+                      <a:fillRect/>
+                    </a:stretch>
+                  </pic:blipFill>
+                  <pic:spPr>
+                    <a:xfrm flipH="1">
+                      <a:off x="0" y="0"/>
+                      <a:ext cx="2192819" cy="3679949"/>
+                    </a:xfrm>
+                    <a:prstGeom prst="rect">
+                      <a:avLst/>
+                    </a:prstGeom>
+                  </pic:spPr>
+                </pic:pic>
+              </a:graphicData>
+            </a:graphic>
+          </wp:inline>
+        </w:drawing>
+      </w:r>
+    </w:p>
+    <w:p>
+      <w:pPr>
+        <w:pStyle w:val="Chuthich"/>
+        <w:jc w:val="center"/>
+      </w:pPr>
+      <w:r>
+        <w:t xml:space="preserve">Hình </w:t>
+      </w:r>
+      <w:fldSimple w:instr=" SEQ Hình \* ARABIC ">
+        <w:r>
+          <w:rPr>
+            <w:noProof/>
+          </w:rPr>
+          <w:t>2</w:t>
+        </w:r>
+      </w:fldSimple>
+      <w:r>
+        <w:t xml:space="preserve"> </w:t>
+      </w:r>
+      <w:r>
+        <w:t>Form Lập Biên Bản Khảo Sát &amp; Thẻ Định Vị GPS Hiện Trường</w:t>
+      </w:r>
+    </w:p>
+    <w:p>
+      <w:pPr>
+        <w:spacing w:before="60" w:after="60" w:line="260" w:lineRule="auto"/>
+        <w:jc w:val="both"/>
+        <w:rPr>
+          <w:rFonts w:asciiTheme="majorHAnsi" w:hAnsiTheme="majorHAnsi" w:cstheme="majorHAnsi"/>
+          <w:sz w:val="28"/>
+          <w:szCs w:val="28"/>
+        </w:rPr>
+      </w:pPr>
+      <w:r>
+        <w:rPr>
+          <w:rFonts w:asciiTheme="majorHAnsi" w:hAnsiTheme="majorHAnsi" w:cstheme="majorHAnsi"/>
+          <w:b/>
+          <w:bCs/>
+          <w:sz w:val="28"/>
+          <w:szCs w:val="28"/>
+        </w:rPr>
+        <w:lastRenderedPageBreak/>
+        <w:t>4.3. Minh Chứng 3: Sổ Biên Bản Khảo Sát Ngoại Tuyến &amp; Mở Vị Trí Google Maps</w:t>
+      </w:r>
+    </w:p>
+    <w:p>
+      <w:pPr>
+        <w:spacing w:before="60" w:after="60" w:line="260" w:lineRule="auto"/>
+        <w:jc w:val="both"/>
+        <w:rPr>
+          <w:rFonts w:asciiTheme="majorHAnsi" w:hAnsiTheme="majorHAnsi" w:cstheme="majorHAnsi"/>
+          <w:sz w:val="28"/>
+          <w:szCs w:val="28"/>
+        </w:rPr>
+      </w:pPr>
+      <w:r>
+        <w:rPr>
+          <w:rFonts w:asciiTheme="majorHAnsi" w:hAnsiTheme="majorHAnsi" w:cstheme="majorHAnsi"/>
+          <w:sz w:val="28"/>
+          <w:szCs w:val="28"/>
+        </w:rPr>
+        <w:t xml:space="preserve">Danh sách biên bản gắn nhãn phân loại: ĐÃ GỬI MÁY CHỦ (Xanh), CHỜ GỬI (Hổ phách), LỖI GỬI (Đỏ). Mỗi thẻ biên bản hiển thị ảnh thumbnail tư liệu (48x48px), nhấn để phóng to toàn màn hình. Khối địa chỉ GPS hiển thị nút bấm "Mở Google Maps </w:t>
+      </w:r>
+      <w:r>
+        <w:rPr>
+          <w:rFonts w:ascii="Cambria Math" w:hAnsi="Cambria Math" w:cs="Cambria Math"/>
+          <w:sz w:val="28"/>
+          <w:szCs w:val="28"/>
+        </w:rPr>
+        <w:t>↗</w:t>
+      </w:r>
+      <w:r>
+        <w:rPr>
+          <w:rFonts w:asciiTheme="majorHAnsi" w:hAnsiTheme="majorHAnsi" w:cstheme="majorHAnsi"/>
+          <w:sz w:val="28"/>
+          <w:szCs w:val="28"/>
+        </w:rPr>
+        <w:t xml:space="preserve">" </w:t>
+      </w:r>
+      <w:r>
+        <w:rPr>
+          <w:rFonts w:ascii="Times New Roman" w:hAnsi="Times New Roman" w:cs="Times New Roman"/>
+          <w:sz w:val="28"/>
+          <w:szCs w:val="28"/>
+        </w:rPr>
+        <w:t>đ</w:t>
+      </w:r>
+      <w:r>
+        <w:rPr>
+          <w:rFonts w:asciiTheme="majorHAnsi" w:hAnsiTheme="majorHAnsi" w:cstheme="majorHAnsi"/>
+          <w:sz w:val="28"/>
+          <w:szCs w:val="28"/>
+        </w:rPr>
+        <w:t>iều hướng thẳng tới vị trí khảo sát trên vệ tinh. (Sử dụng Dexie IndexedDB, Lightbox Modal).</w:t>
+      </w:r>
+    </w:p>
+    <w:p>
+      <w:pPr>
+        <w:keepNext/>
+        <w:spacing w:before="60" w:after="60" w:line="260" w:lineRule="auto"/>
+        <w:jc w:val="center"/>
+      </w:pPr>
+      <w:r>
+        <w:rPr>
+          <w:rFonts w:asciiTheme="majorHAnsi" w:hAnsiTheme="majorHAnsi" w:cstheme="majorHAnsi"/>
+          <w:sz w:val="28"/>
+          <w:szCs w:val="28"/>
+        </w:rPr>
+        <w:drawing>
+          <wp:inline distT="0" distB="0" distL="0" distR="0" wp14:anchorId="0F8FB2F8" wp14:editId="4456A2DD">
+            <wp:extent cx="1970612" cy="3410532"/>
+            <wp:effectExtent l="0" t="0" r="0" b="0"/>
+            <wp:docPr id="107731511" name="Hình ảnh 1"/>
+            <wp:cNvGraphicFramePr>
+              <a:graphicFrameLocks xmlns:a="http://schemas.openxmlformats.org/drawingml/2006/main" noChangeAspect="1"/>
+            </wp:cNvGraphicFramePr>
+            <a:graphic xmlns:a="http://schemas.openxmlformats.org/drawingml/2006/main">
+              <a:graphicData uri="http://schemas.openxmlformats.org/drawingml/2006/picture">
+                <pic:pic xmlns:pic="http://schemas.openxmlformats.org/drawingml/2006/picture">
+                  <pic:nvPicPr>
+                    <pic:cNvPr id="107731511" name=""/>
+                    <pic:cNvPicPr/>
+                  </pic:nvPicPr>
+                  <pic:blipFill>
+                    <a:blip r:embed="rId8"/>
+                    <a:stretch>
+                      <a:fillRect/>
+                    </a:stretch>
+                  </pic:blipFill>
+                  <pic:spPr>
+                    <a:xfrm>
+                      <a:off x="0" y="0"/>
+                      <a:ext cx="1974956" cy="3418051"/>
+                    </a:xfrm>
+                    <a:prstGeom prst="rect">
+                      <a:avLst/>
+                    </a:prstGeom>
+                  </pic:spPr>
+                </pic:pic>
+              </a:graphicData>
+            </a:graphic>
+          </wp:inline>
+        </w:drawing>
+      </w:r>
+    </w:p>
+    <w:p>
+      <w:pPr>
+        <w:pStyle w:val="Chuthich"/>
+        <w:jc w:val="center"/>
+      </w:pPr>
+      <w:r>
+        <w:t xml:space="preserve">Hình </w:t>
+      </w:r>
+      <w:fldSimple w:instr=" SEQ Hình \* ARABIC ">
+        <w:r>
+          <w:rPr>
+            <w:noProof/>
+          </w:rPr>
+          <w:t>3</w:t>
+        </w:r>
+      </w:fldSimple>
+      <w:r>
+        <w:t xml:space="preserve"> </w:t>
+      </w:r>
+      <w:r>
+        <w:t>Sổ Biên Bản Khảo Sát Ngoại Tuyến &amp; Mở Vị Trí Google Maps</w:t>
+      </w:r>
+    </w:p>
+    <w:p>
+      <w:pPr>
+        <w:spacing w:before="60" w:after="60" w:line="260" w:lineRule="auto"/>
+        <w:jc w:val="both"/>
+        <w:rPr>
+          <w:rFonts w:asciiTheme="majorHAnsi" w:hAnsiTheme="majorHAnsi" w:cstheme="majorHAnsi"/>
+          <w:sz w:val="28"/>
+          <w:szCs w:val="28"/>
+        </w:rPr>
+      </w:pPr>
+      <w:r>
+        <w:rPr>
+          <w:rFonts w:asciiTheme="majorHAnsi" w:hAnsiTheme="majorHAnsi" w:cstheme="majorHAnsi"/>
+          <w:b/>
+          <w:bCs/>
+          <w:sz w:val="28"/>
+          <w:szCs w:val="28"/>
+        </w:rPr>
+        <w:t>4.4. Minh Chứng 4: Bảng Điều Hành Quản Trị Viên (Admin Center) &amp; Xuất Báo Cáo CSV</w:t>
+      </w:r>
+    </w:p>
+    <w:p>
+      <w:pPr>
+        <w:spacing w:before="60" w:after="60" w:line="260" w:lineRule="auto"/>
+        <w:jc w:val="both"/>
+        <w:rPr>
+          <w:rFonts w:asciiTheme="majorHAnsi" w:hAnsiTheme="majorHAnsi" w:cstheme="majorHAnsi"/>
+          <w:sz w:val="28"/>
+          <w:szCs w:val="28"/>
+        </w:rPr>
+      </w:pPr>
+      <w:r>
+        <w:rPr>
+          <w:rFonts w:asciiTheme="majorHAnsi" w:hAnsiTheme="majorHAnsi" w:cstheme="majorHAnsi"/>
+          <w:sz w:val="28"/>
+          <w:szCs w:val="28"/>
+        </w:rPr>
+        <w:t>Bảng quản trị trung tâm dành cho Ban Quản lý Cơ sở vật chất: Thống kê toàn diện sự cố cấp độ cao (Mức 1 &amp; 2), thiết bị bảo trì (Mức 3) và vận hành tốt (Mức 4 &amp; 5). Cột VỊ TRÍ hiển thị tên tòa nhà, phòng, địa chỉ chi tiết và liên kết bản đồ Google Maps. Hỗ trợ lọc, cấp tài khoản cán bộ mới và xuất báo cáo CSV UTF-8. (Sử dụng Cloudflare Workers KV REST API, CSV UTF-8 Generator).</w:t>
+      </w:r>
+    </w:p>
+    <w:p>
+      <w:pPr>
+        <w:keepNext/>
+        <w:spacing w:before="60" w:after="60" w:line="260" w:lineRule="auto"/>
+        <w:jc w:val="center"/>
+      </w:pPr>
+      <w:r>
+        <w:rPr>
+          <w:rFonts w:asciiTheme="majorHAnsi" w:hAnsiTheme="majorHAnsi" w:cstheme="majorHAnsi"/>
+          <w:sz w:val="28"/>
+          <w:szCs w:val="28"/>
+        </w:rPr>
+        <w:lastRenderedPageBreak/>
+        <w:drawing>
+          <wp:inline distT="0" distB="0" distL="0" distR="0" wp14:anchorId="0C72755F" wp14:editId="1FA87FEB">
+            <wp:extent cx="4169253" cy="3371850"/>
+            <wp:effectExtent l="0" t="0" r="3175" b="0"/>
+            <wp:docPr id="286337758" name="Hình ảnh 1"/>
+            <wp:cNvGraphicFramePr>
+              <a:graphicFrameLocks xmlns:a="http://schemas.openxmlformats.org/drawingml/2006/main" noChangeAspect="1"/>
+            </wp:cNvGraphicFramePr>
+            <a:graphic xmlns:a="http://schemas.openxmlformats.org/drawingml/2006/main">
+              <a:graphicData uri="http://schemas.openxmlformats.org/drawingml/2006/picture">
+                <pic:pic xmlns:pic="http://schemas.openxmlformats.org/drawingml/2006/picture">
+                  <pic:nvPicPr>
+                    <pic:cNvPr id="286337758" name=""/>
+                    <pic:cNvPicPr/>
+                  </pic:nvPicPr>
+                  <pic:blipFill>
+                    <a:blip r:embed="rId9"/>
+                    <a:stretch>
+                      <a:fillRect/>
+                    </a:stretch>
+                  </pic:blipFill>
+                  <pic:spPr>
+                    <a:xfrm>
+                      <a:off x="0" y="0"/>
+                      <a:ext cx="4176041" cy="3377340"/>
+                    </a:xfrm>
+                    <a:prstGeom prst="rect">
+                      <a:avLst/>
+                    </a:prstGeom>
+                  </pic:spPr>
+                </pic:pic>
+              </a:graphicData>
+            </a:graphic>
+          </wp:inline>
+        </w:drawing>
+      </w:r>
+    </w:p>
+    <w:p>
+      <w:pPr>
+        <w:pStyle w:val="Chuthich"/>
+        <w:jc w:val="center"/>
+      </w:pPr>
+      <w:r>
+        <w:t xml:space="preserve">Hình </w:t>
+      </w:r>
+      <w:fldSimple w:instr=" SEQ Hình \* ARABIC ">
+        <w:r>
+          <w:t>4</w:t>
+        </w:r>
+      </w:fldSimple>
+      <w:r>
+        <w:t xml:space="preserve"> </w:t>
+      </w:r>
+      <w:r>
+        <w:t>Bảng Điều Hành Quản Trị Viên</w:t>
+      </w:r>
+      <w:r>
+        <w:t xml:space="preserve"> &amp; Xuất Báo Cáo CSV</w:t>
+      </w:r>
+    </w:p>
+    <w:p>
+      <w:pPr>
+        <w:pStyle w:val="u1"/>
+        <w:spacing w:before="240" w:after="120"/>
+        <w:rPr>
+          <w:rFonts w:asciiTheme="majorHAnsi" w:hAnsiTheme="majorHAnsi" w:cstheme="majorHAnsi"/>
+          <w:sz w:val="28"/>
+          <w:szCs w:val="28"/>
+        </w:rPr>
+      </w:pPr>
+      <w:r>
+        <w:rPr>
+          <w:rFonts w:asciiTheme="majorHAnsi" w:hAnsiTheme="majorHAnsi" w:cstheme="majorHAnsi"/>
+          <w:b/>
+          <w:bCs/>
+          <w:color w:val="0369A1"/>
+          <w:sz w:val="28"/>
+          <w:szCs w:val="28"/>
+        </w:rPr>
+        <w:t>5. TECHNICAL CHALLENGES &amp; RESOLUTIONS</w:t>
+      </w:r>
+    </w:p>
+    <w:tbl>
+      <w:tblPr>
+        <w:tblW w:w="5000" w:type="pct"/>
+        <w:tblBorders>
+          <w:top w:val="single" w:sz="4" w:space="0" w:color="auto"/>
+          <w:left w:val="single" w:sz="4" w:space="0" w:color="auto"/>
+          <w:bottom w:val="single" w:sz="4" w:space="0" w:color="auto"/>
+          <w:right w:val="single" w:sz="4" w:space="0" w:color="auto"/>
+          <w:insideH w:val="single" w:sz="4" w:space="0" w:color="auto"/>
+          <w:insideV w:val="single" w:sz="4" w:space="0" w:color="auto"/>
+        </w:tblBorders>
+        <w:tblCellMar>
+          <w:top w:w="100" w:type="dxa"/>
+          <w:left w:w="10" w:type="dxa"/>
+          <w:bottom w:w="100" w:type="dxa"/>
+          <w:right w:w="10" w:type="dxa"/>
+        </w:tblCellMar>
+        <w:tblLook w:val="0000" w:firstRow="0" w:lastRow="0" w:firstColumn="0" w:lastColumn="0" w:noHBand="0" w:noVBand="0"/>
+      </w:tblPr>
+      <w:tblGrid>
+        <w:gridCol w:w="9711"/>
+      </w:tblGrid>
+      <w:tr>
+        <w:tc>
+          <w:tcPr>
+            <w:tcW w:w="5000" w:type="pct"/>
+            <w:tcBorders>
+              <w:left w:val="single" w:sz="24" w:space="0" w:color="0284C7"/>
+            </w:tcBorders>
+            <w:shd w:val="clear" w:color="auto" w:fill="F0F9FF"/>
+            <w:tcMar>
+              <w:top w:w="120" w:type="dxa"/>
+              <w:left w:w="180" w:type="dxa"/>
+              <w:bottom w:w="120" w:type="dxa"/>
+              <w:right w:w="180" w:type="dxa"/>
+            </w:tcMar>
+          </w:tcPr>
+          <w:p>
+            <w:pPr>
+              <w:spacing w:after="60"/>
+              <w:jc w:val="both"/>
+              <w:rPr>
+                <w:rFonts w:asciiTheme="majorHAnsi" w:hAnsiTheme="majorHAnsi" w:cstheme="majorHAnsi"/>
+                <w:sz w:val="28"/>
+                <w:szCs w:val="28"/>
+              </w:rPr>
+            </w:pPr>
+            <w:r>
+              <w:rPr>
+                <w:rFonts w:asciiTheme="majorHAnsi" w:hAnsiTheme="majorHAnsi" w:cstheme="majorHAnsi"/>
+                <w:b/>
+                <w:bCs/>
+                <w:color w:val="0369A1"/>
+                <w:sz w:val="28"/>
+                <w:szCs w:val="28"/>
+              </w:rPr>
+              <w:t>5.1. Thách Thức 1: Nghẽn Băng Thông &amp; Nguy Cơ Trùng Lặp Bản Ghi Khi Đồng Bộ Hàng Loạt</w:t>
+            </w:r>
+          </w:p>
+          <w:p>
+            <w:pPr>
+              <w:spacing w:before="40" w:after="40"/>
+              <w:jc w:val="both"/>
+              <w:rPr>
+                <w:rFonts w:asciiTheme="majorHAnsi" w:hAnsiTheme="majorHAnsi" w:cstheme="majorHAnsi"/>
+                <w:sz w:val="28"/>
+                <w:szCs w:val="28"/>
+              </w:rPr>
+            </w:pPr>
+            <w:r>
+              <w:rPr>
+                <w:rFonts w:asciiTheme="majorHAnsi" w:hAnsiTheme="majorHAnsi" w:cstheme="majorHAnsi"/>
+                <w:sz w:val="28"/>
+                <w:szCs w:val="28"/>
+              </w:rPr>
+              <w:t>Hiện tượng: Cán bộ khảo sát ghi nhận 15–20 biên bản trong khu vực mất mạng. Khi bước ra vùng có Wi-Fi, việc gửi đồng thời toàn bộ qua Promise.all() làm nghẽn socket mạng di động, gây lỗi timeout hàng loạt và nguy cơ tạo ra các bản ghi trùng lặp trên server khi bấm gửi lại.</w:t>
+            </w:r>
+          </w:p>
+          <w:p>
+            <w:pPr>
+              <w:spacing w:before="40" w:after="40"/>
+              <w:jc w:val="both"/>
+              <w:rPr>
+                <w:rFonts w:asciiTheme="majorHAnsi" w:hAnsiTheme="majorHAnsi" w:cstheme="majorHAnsi"/>
+                <w:sz w:val="28"/>
+                <w:szCs w:val="28"/>
+              </w:rPr>
+            </w:pPr>
+            <w:r>
+              <w:rPr>
+                <w:rFonts w:asciiTheme="majorHAnsi" w:hAnsiTheme="majorHAnsi" w:cstheme="majorHAnsi"/>
+                <w:sz w:val="28"/>
+                <w:szCs w:val="28"/>
+              </w:rPr>
+              <w:t>Giải pháp khắc phục:</w:t>
+            </w:r>
+          </w:p>
+          <w:p>
+            <w:pPr>
+              <w:spacing w:before="40" w:after="40"/>
+              <w:jc w:val="both"/>
+              <w:rPr>
+                <w:rFonts w:asciiTheme="majorHAnsi" w:hAnsiTheme="majorHAnsi" w:cstheme="majorHAnsi"/>
+                <w:sz w:val="28"/>
+                <w:szCs w:val="28"/>
+              </w:rPr>
+            </w:pPr>
+            <w:r>
+              <w:rPr>
+                <w:rFonts w:asciiTheme="majorHAnsi" w:hAnsiTheme="majorHAnsi" w:cstheme="majorHAnsi"/>
+                <w:sz w:val="28"/>
+                <w:szCs w:val="28"/>
+              </w:rPr>
+              <w:t>• Động cơ Đồng bộ Tuần tự (Sequential Sync Engine): Sử dụng vòng lặp for...of gửi từng biên bản một, kết hợp độ trễ 300ms (await delay(300)) giữa các lượt gửi để ổn định socket và cung cấp phản hồi trực quan trên thanh tiến trình.</w:t>
+            </w:r>
+          </w:p>
+          <w:p>
+            <w:pPr>
+              <w:spacing w:before="40" w:after="40"/>
+              <w:jc w:val="both"/>
+              <w:rPr>
+                <w:rFonts w:asciiTheme="majorHAnsi" w:hAnsiTheme="majorHAnsi" w:cstheme="majorHAnsi"/>
+                <w:sz w:val="28"/>
+                <w:szCs w:val="28"/>
+              </w:rPr>
+            </w:pPr>
+            <w:r>
+              <w:rPr>
+                <w:rFonts w:asciiTheme="majorHAnsi" w:hAnsiTheme="majorHAnsi" w:cstheme="majorHAnsi"/>
+                <w:sz w:val="28"/>
+                <w:szCs w:val="28"/>
+              </w:rPr>
+              <w:t>• Kiểm soát Bất biến (Idempotency Key): Sử dụng mã UUIDv4 sinh tại máy khách làm khóa chính trên Cloudflare KV. Khi nhận cùng một ID, máy chủ thực hiện thao tác upsert (cập nhật nếu đã có, tạo mới nếu chưa) và trả về mã HTTP 200, triệt tiêu hoàn toàn nguy cơ trùng lặp dữ liệu.</w:t>
+            </w:r>
+          </w:p>
+        </w:tc>
+      </w:tr>
+    </w:tbl>
+    <w:p>
+      <w:pPr>
+        <w:spacing w:before="60" w:after="60"/>
+        <w:jc w:val="both"/>
+        <w:rPr>
+          <w:rFonts w:asciiTheme="majorHAnsi" w:hAnsiTheme="majorHAnsi" w:cstheme="majorHAnsi"/>
+          <w:sz w:val="28"/>
+          <w:szCs w:val="28"/>
+        </w:rPr>
+      </w:pPr>
+    </w:p>
+    <w:tbl>
+      <w:tblPr>
+        <w:tblW w:w="5000" w:type="pct"/>
+        <w:tblBorders>
+          <w:top w:val="single" w:sz="4" w:space="0" w:color="auto"/>
+          <w:left w:val="single" w:sz="4" w:space="0" w:color="auto"/>
+          <w:bottom w:val="single" w:sz="4" w:space="0" w:color="auto"/>
+          <w:right w:val="single" w:sz="4" w:space="0" w:color="auto"/>
+          <w:insideH w:val="single" w:sz="4" w:space="0" w:color="auto"/>
+          <w:insideV w:val="single" w:sz="4" w:space="0" w:color="auto"/>
+        </w:tblBorders>
+        <w:tblCellMar>
+          <w:top w:w="100" w:type="dxa"/>
+          <w:left w:w="10" w:type="dxa"/>
+          <w:bottom w:w="100" w:type="dxa"/>
+          <w:right w:w="10" w:type="dxa"/>
+        </w:tblCellMar>
+        <w:tblLook w:val="0000" w:firstRow="0" w:lastRow="0" w:firstColumn="0" w:lastColumn="0" w:noHBand="0" w:noVBand="0"/>
+      </w:tblPr>
+      <w:tblGrid>
+        <w:gridCol w:w="9711"/>
+      </w:tblGrid>
+      <w:tr>
+        <w:tc>
+          <w:tcPr>
+            <w:tcW w:w="5000" w:type="pct"/>
+            <w:tcBorders>
+              <w:left w:val="single" w:sz="24" w:space="0" w:color="0284C7"/>
+            </w:tcBorders>
+            <w:shd w:val="clear" w:color="auto" w:fill="F0F9FF"/>
+            <w:tcMar>
+              <w:top w:w="120" w:type="dxa"/>
+              <w:left w:w="180" w:type="dxa"/>
+              <w:bottom w:w="120" w:type="dxa"/>
+              <w:right w:w="180" w:type="dxa"/>
+            </w:tcMar>
+          </w:tcPr>
+          <w:p>
+            <w:pPr>
+              <w:spacing w:after="60"/>
+              <w:jc w:val="both"/>
+              <w:rPr>
+                <w:rFonts w:asciiTheme="majorHAnsi" w:hAnsiTheme="majorHAnsi" w:cstheme="majorHAnsi"/>
+                <w:sz w:val="28"/>
+                <w:szCs w:val="28"/>
+              </w:rPr>
+            </w:pPr>
+            <w:r>
+              <w:rPr>
+                <w:rFonts w:asciiTheme="majorHAnsi" w:hAnsiTheme="majorHAnsi" w:cstheme="majorHAnsi"/>
+                <w:b/>
+                <w:bCs/>
+                <w:color w:val="0369A1"/>
+                <w:sz w:val="28"/>
+                <w:szCs w:val="28"/>
+              </w:rPr>
+              <w:t>5.2. Thách Thức 2: Báo Mạng Ảo (False-Positive Online) &amp; Bốc Hơi Bộ Nhớ Đệm Ảnh Trên iOS WebKit</w:t>
+            </w:r>
+          </w:p>
+          <w:p>
+            <w:pPr>
+              <w:spacing w:before="40" w:after="40"/>
+              <w:jc w:val="both"/>
+              <w:rPr>
+                <w:rFonts w:asciiTheme="majorHAnsi" w:hAnsiTheme="majorHAnsi" w:cstheme="majorHAnsi"/>
+                <w:sz w:val="28"/>
+                <w:szCs w:val="28"/>
+              </w:rPr>
+            </w:pPr>
+            <w:r>
+              <w:rPr>
+                <w:rFonts w:asciiTheme="majorHAnsi" w:hAnsiTheme="majorHAnsi" w:cstheme="majorHAnsi"/>
+                <w:sz w:val="28"/>
+                <w:szCs w:val="28"/>
+              </w:rPr>
+              <w:t>Hiện tượng: Trình duyệt di động (đặc biệt là Safari WebKit trên iOS) thường báo navigator.onLine = true ngay cả khi chỉ mới kết nối vào cổng captive portal không có Internet, khiến yêu cầu tải lên thất bại và chuyển nhầm trạng thái thành FAILED. Ngoài ra, cơ chế dọn dẹp bộ nhớ của iOS có thể hủy các URL blob: tạm thời (Blob eviction), khiến ảnh hiện trường bị mất khi mở lại app.</w:t>
+            </w:r>
+          </w:p>
+          <w:p>
+            <w:pPr>
+              <w:spacing w:before="40" w:after="40"/>
+              <w:jc w:val="both"/>
+              <w:rPr>
+                <w:rFonts w:asciiTheme="majorHAnsi" w:hAnsiTheme="majorHAnsi" w:cstheme="majorHAnsi"/>
+                <w:sz w:val="28"/>
+                <w:szCs w:val="28"/>
+              </w:rPr>
+            </w:pPr>
+            <w:r>
+              <w:rPr>
+                <w:rFonts w:asciiTheme="majorHAnsi" w:hAnsiTheme="majorHAnsi" w:cstheme="majorHAnsi"/>
+                <w:sz w:val="28"/>
+                <w:szCs w:val="28"/>
+              </w:rPr>
+              <w:lastRenderedPageBreak/>
+              <w:t>Giải pháp khắc phục:</w:t>
+            </w:r>
+          </w:p>
+          <w:p>
+            <w:pPr>
+              <w:spacing w:before="40" w:after="40"/>
+              <w:jc w:val="both"/>
+              <w:rPr>
+                <w:rFonts w:asciiTheme="majorHAnsi" w:hAnsiTheme="majorHAnsi" w:cstheme="majorHAnsi"/>
+                <w:sz w:val="28"/>
+                <w:szCs w:val="28"/>
+              </w:rPr>
+            </w:pPr>
+            <w:r>
+              <w:rPr>
+                <w:rFonts w:asciiTheme="majorHAnsi" w:hAnsiTheme="majorHAnsi" w:cstheme="majorHAnsi"/>
+                <w:sz w:val="28"/>
+                <w:szCs w:val="28"/>
+              </w:rPr>
+              <w:t>• Active Health Ping Probe: Xây dựng dịch vụ mạng kết hợp giữa sự kiện phần cứng của @capacitor/network với lệnh HTTP ping thực tế tới /api/health (timeout 3 giây). Chỉ khi máy chủ đám mây phản hồi thành công mới chuyển sang trạng thái trực tuyến.</w:t>
+            </w:r>
+          </w:p>
+          <w:p>
+            <w:pPr>
+              <w:spacing w:before="40" w:after="40"/>
+              <w:jc w:val="both"/>
+              <w:rPr>
+                <w:rFonts w:asciiTheme="majorHAnsi" w:hAnsiTheme="majorHAnsi" w:cstheme="majorHAnsi"/>
+                <w:sz w:val="28"/>
+                <w:szCs w:val="28"/>
+              </w:rPr>
+            </w:pPr>
+            <w:r>
+              <w:rPr>
+                <w:rFonts w:asciiTheme="majorHAnsi" w:hAnsiTheme="majorHAnsi" w:cstheme="majorHAnsi"/>
+                <w:sz w:val="28"/>
+                <w:szCs w:val="28"/>
+              </w:rPr>
+              <w:t>• Durable Base64 &amp; Cloud Storage Hydration: Nén ảnh trực tiếp sang chuỗi Base64 Data URL bền vững khi lưu trữ trên IndexedDB và Cloudflare KV, giải quyết triệt để lỗi mất ảnh do thu hồi Blob của WebKit.</w:t>
+            </w:r>
+          </w:p>
+        </w:tc>
+      </w:tr>
+    </w:tbl>
+    <w:p>
+      <w:pPr>
+        <w:spacing w:before="60" w:after="60" w:line="260" w:lineRule="auto"/>
+        <w:rPr>
+          <w:rFonts w:asciiTheme="majorHAnsi" w:hAnsiTheme="majorHAnsi" w:cstheme="majorHAnsi"/>
+          <w:sz w:val="28"/>
+          <w:szCs w:val="28"/>
+        </w:rPr>
+      </w:pPr>
     </w:p>
     <w:sectPr>
       <w:pgSz w:w="11906" w:h="16838"/>
@@ -2161,10 +3313,10 @@
 <file path=word/numbering.xml><?xml version="1.0" encoding="utf-8"?>
 <w:numbering xmlns:wpc="http://schemas.microsoft.com/office/word/2010/wordprocessingCanvas" xmlns:cx="http://schemas.microsoft.com/office/drawing/2014/chartex" xmlns:cx1="http://schemas.microsoft.com/office/drawing/2015/9/8/chartex" xmlns:cx2="http://schemas.microsoft.com/office/drawing/2015/10/21/chartex" xmlns:cx3="http://schemas.microsoft.com/office/drawing/2016/5/9/chartex" xmlns:cx4="http://schemas.microsoft.com/office/drawing/2016/5/10/chartex" xmlns:cx5="http://schemas.microsoft.com/office/drawing/2016/5/11/chartex" xmlns:cx6="http://schemas.microsoft.com/office/drawing/2016/5/12/chartex" xmlns:cx7="http://schemas.microsoft.com/office/drawing/2016/5/13/chartex" xmlns:cx8="http://schemas.microsoft.com/office/drawing/2016/5/14/chartex" xmlns:mc="http://schemas.openxmlformats.org/markup-compatibility/2006" xmlns:aink="http://schemas.microsoft.com/office/drawing/2016/ink" xmlns:am3d="http://schemas.microsoft.com/office/drawing/2017/model3d" xmlns:o="urn:schemas-microsoft-com:office:office" xmlns:oel="http://schemas.microsoft.com/office/2019/extlst" xmlns:r="http://schemas.openxmlformats.org/officeDocument/2006/relationships" xmlns:m="http://schemas.openxmlformats.org/officeDocument/2006/math" xmlns:v="urn:schemas-microsoft-com:vml" xmlns:wp14="http://schemas.microsoft.com/office/word/2010/wordprocessingDrawing" xmlns:wp="http://schemas.openxmlformats.org/drawingml/2006/wordprocessingDrawing" xmlns:w10="urn:schemas-microsoft-com:office:word" xmlns:w="http://schemas.openxmlformats.org/wordprocessingml/2006/main" xmlns:w14="http://schemas.microsoft.com/office/word/2010/wordml" xmlns:w15="http://schemas.microsoft.com/office/word/2012/wordml" xmlns:w16cex="http://schemas.microsoft.com/office/word/2018/wordml/cex" xmlns:w16cid="http://schemas.microsoft.com/office/word/2016/wordml/cid" xmlns:w16="http://schemas.microsoft.com/office/word/2018/wordml" xmlns:w16du="http://schemas.microsoft.com/office/word/2023/wordml/word16du" xmlns:w16sdtdh="http://schemas.microsoft.com/office/word/2020/wordml/sdtdatahash" xmlns:w16sdtfl="http://schemas.microsoft.com/office/word/2024/wordml/sdtformatlock" xmlns:w16se="http://schemas.microsoft.com/office/word/2015/wordml/symex" xmlns:wpg="http://schemas.microsoft.com/office/word/2010/wordprocessingGroup" xmlns:wpi="http://schemas.microsoft.com/office/word/2010/wordprocessingInk" xmlns:wne="http://schemas.microsoft.com/office/word/2006/wordml" xmlns:wps="http://schemas.microsoft.com/office/word/2010/wordprocessingShape" mc:Ignorable="w14 w15 w16se w16cid w16 w16cex w16sdtdh w16sdtfl w16du wp14">
   <w:abstractNum w:abstractNumId="0" w15:restartNumberingAfterBreak="0">
-    <w:nsid w:val="6C234FC9"/>
+    <w:nsid w:val="098D229B"/>
     <w:multiLevelType w:val="hybridMultilevel"/>
-    <w:tmpl w:val="DFDE05F4"/>
-    <w:lvl w:ilvl="0" w:tplc="D31C9776">
+    <w:tmpl w:val="73E24248"/>
+    <w:lvl w:ilvl="0" w:tplc="396063E6">
       <w:start w:val="1"/>
       <w:numFmt w:val="bullet"/>
       <w:lvlText w:val="●"/>
@@ -2173,7 +3325,7 @@
         <w:ind w:left="720" w:hanging="360"/>
       </w:pPr>
     </w:lvl>
-    <w:lvl w:ilvl="1" w:tplc="F67EECD6">
+    <w:lvl w:ilvl="1" w:tplc="E24AEA0C">
       <w:start w:val="1"/>
       <w:numFmt w:val="bullet"/>
       <w:lvlText w:val="○"/>
@@ -2182,7 +3334,7 @@
         <w:ind w:left="1440" w:hanging="360"/>
       </w:pPr>
     </w:lvl>
-    <w:lvl w:ilvl="2" w:tplc="7DDA7B3A">
+    <w:lvl w:ilvl="2" w:tplc="540CCB82">
       <w:start w:val="1"/>
       <w:numFmt w:val="bullet"/>
       <w:lvlText w:val="■"/>
@@ -2191,7 +3343,7 @@
         <w:ind w:left="2160" w:hanging="360"/>
       </w:pPr>
     </w:lvl>
-    <w:lvl w:ilvl="3" w:tplc="C78A8320">
+    <w:lvl w:ilvl="3" w:tplc="B1323F2C">
       <w:start w:val="1"/>
       <w:numFmt w:val="bullet"/>
       <w:lvlText w:val="●"/>
@@ -2200,7 +3352,7 @@
         <w:ind w:left="2880" w:hanging="360"/>
       </w:pPr>
     </w:lvl>
-    <w:lvl w:ilvl="4" w:tplc="FB64F39C">
+    <w:lvl w:ilvl="4" w:tplc="F698A8FA">
       <w:start w:val="1"/>
       <w:numFmt w:val="bullet"/>
       <w:lvlText w:val="○"/>
@@ -2209,7 +3361,7 @@
         <w:ind w:left="3600" w:hanging="360"/>
       </w:pPr>
     </w:lvl>
-    <w:lvl w:ilvl="5" w:tplc="58DEABF4">
+    <w:lvl w:ilvl="5" w:tplc="0648727E">
       <w:start w:val="1"/>
       <w:numFmt w:val="bullet"/>
       <w:lvlText w:val="■"/>
@@ -2218,7 +3370,7 @@
         <w:ind w:left="4320" w:hanging="360"/>
       </w:pPr>
     </w:lvl>
-    <w:lvl w:ilvl="6" w:tplc="35D6DB2E">
+    <w:lvl w:ilvl="6" w:tplc="AD08AF3C">
       <w:start w:val="1"/>
       <w:numFmt w:val="bullet"/>
       <w:lvlText w:val="●"/>
@@ -2227,7 +3379,7 @@
         <w:ind w:left="5040" w:hanging="360"/>
       </w:pPr>
     </w:lvl>
-    <w:lvl w:ilvl="7" w:tplc="1B7A76F2">
+    <w:lvl w:ilvl="7" w:tplc="41721F68">
       <w:start w:val="1"/>
       <w:numFmt w:val="bullet"/>
       <w:lvlText w:val="●"/>
@@ -2236,7 +3388,7 @@
         <w:ind w:left="5760" w:hanging="360"/>
       </w:pPr>
     </w:lvl>
-    <w:lvl w:ilvl="8" w:tplc="820A62FC">
+    <w:lvl w:ilvl="8" w:tplc="5EB48D0A">
       <w:start w:val="1"/>
       <w:numFmt w:val="bullet"/>
       <w:lvlText w:val="●"/>
@@ -2246,7 +3398,7 @@
       </w:pPr>
     </w:lvl>
   </w:abstractNum>
-  <w:num w:numId="1" w16cid:durableId="1602107360">
+  <w:num w:numId="1" w16cid:durableId="1032999031">
     <w:abstractNumId w:val="0"/>
     <w:lvlOverride w:ilvl="0">
       <w:startOverride w:val="1"/>
@@ -2844,16 +3996,23 @@
       <w:szCs w:val="20"/>
     </w:rPr>
   </w:style>
-  <w:style w:type="character" w:styleId="cpChagiiquyt">
-    <w:name w:val="Unresolved Mention"/>
-    <w:basedOn w:val="Phngmcinhcuaoanvn"/>
-    <w:uiPriority w:val="99"/>
-    <w:semiHidden/>
+  <w:style w:type="paragraph" w:styleId="Chuthich">
+    <w:name w:val="caption"/>
+    <w:basedOn w:val="Binhthng"/>
+    <w:next w:val="Binhthng"/>
+    <w:uiPriority w:val="35"/>
     <w:unhideWhenUsed/>
-    <w:rsid w:val="00FC055E"/>
+    <w:qFormat/>
+    <w:rsid w:val="002F1C14"/>
+    <w:pPr>
+      <w:spacing w:after="200"/>
+    </w:pPr>
     <w:rPr>
-      <w:color w:val="605E5C"/>
-      <w:shd w:val="clear" w:color="auto" w:fill="E1DFDD"/>
+      <w:i/>
+      <w:iCs/>
+      <w:color w:val="44546A" w:themeColor="text2"/>
+      <w:sz w:val="18"/>
+      <w:szCs w:val="18"/>
     </w:rPr>
   </w:style>
 </w:styles>
